--- a/docs/PROJECT ALPRO 1 (DipulihkanOtomatis).docx
+++ b/docs/PROJECT ALPRO 1 (DipulihkanOtomatis).docx
@@ -1,10 +1,10 @@
 
 <file path=word/document.xml><?xml version="1.0" encoding="utf-8"?>
-<w:document xmlns:wpc="http://schemas.microsoft.com/office/word/2010/wordprocessingCanvas" xmlns:cx="http://schemas.microsoft.com/office/drawing/2014/chartex" xmlns:cx1="http://schemas.microsoft.com/office/drawing/2015/9/8/chartex" xmlns:cx2="http://schemas.microsoft.com/office/drawing/2015/10/21/chartex" xmlns:cx3="http://schemas.microsoft.com/office/drawing/2016/5/9/chartex" xmlns:cx4="http://schemas.microsoft.com/office/drawing/2016/5/10/chartex" xmlns:cx5="http://schemas.microsoft.com/office/drawing/2016/5/11/chartex" xmlns:cx6="http://schemas.microsoft.com/office/drawing/2016/5/12/chartex" xmlns:cx7="http://schemas.microsoft.com/office/drawing/2016/5/13/chartex" xmlns:cx8="http://schemas.microsoft.com/office/drawing/2016/5/14/chartex" xmlns:mc="http://schemas.openxmlformats.org/markup-compatibility/2006" xmlns:aink="http://schemas.microsoft.com/office/drawing/2016/ink" xmlns:am3d="http://schemas.microsoft.com/office/drawing/2017/model3d" xmlns:o="urn:schemas-microsoft-com:office:office" xmlns:oel="http://schemas.microsoft.com/office/2019/extlst" xmlns:r="http://schemas.openxmlformats.org/officeDocument/2006/relationships" xmlns:m="http://schemas.openxmlformats.org/officeDocument/2006/math" xmlns:v="urn:schemas-microsoft-com:vml" xmlns:wp14="http://schemas.microsoft.com/office/word/2010/wordprocessingDrawing" xmlns:wp="http://schemas.openxmlformats.org/drawingml/2006/wordprocessingDrawing" xmlns:w10="urn:schemas-microsoft-com:office:word" xmlns:w="http://schemas.openxmlformats.org/wordprocessingml/2006/main" xmlns:w14="http://schemas.microsoft.com/office/word/2010/wordml" xmlns:w15="http://schemas.microsoft.com/office/word/2012/wordml" xmlns:w16cex="http://schemas.microsoft.com/office/word/2018/wordml/cex" xmlns:w16cid="http://schemas.microsoft.com/office/word/2016/wordml/cid" xmlns:w16="http://schemas.microsoft.com/office/word/2018/wordml" xmlns:w16du="http://schemas.microsoft.com/office/word/2023/wordml/word16du" xmlns:w16sdtdh="http://schemas.microsoft.com/office/word/2020/wordml/sdtdatahash" xmlns:w16sdtfl="http://schemas.microsoft.com/office/word/2024/wordml/sdtformatlock" xmlns:w16se="http://schemas.microsoft.com/office/word/2015/wordml/symex" xmlns:wpg="http://schemas.microsoft.com/office/word/2010/wordprocessingGroup" xmlns:wpi="http://schemas.microsoft.com/office/word/2010/wordprocessingInk" xmlns:wne="http://schemas.microsoft.com/office/word/2006/wordml" xmlns:wps="http://schemas.microsoft.com/office/word/2010/wordprocessingShape" mc:Ignorable="w14 w15 w16se w16cid w16 w16cex w16sdtdh w16sdtfl w16du wp14">
+<w:document xmlns:wpc="http://schemas.microsoft.com/office/word/2010/wordprocessingCanvas" xmlns:cx="http://schemas.microsoft.com/office/drawing/2014/chartex" xmlns:cx1="http://schemas.microsoft.com/office/drawing/2015/9/8/chartex" xmlns:mc="http://schemas.openxmlformats.org/markup-compatibility/2006" xmlns:o="urn:schemas-microsoft-com:office:office" xmlns:r="http://schemas.openxmlformats.org/officeDocument/2006/relationships" xmlns:m="http://schemas.openxmlformats.org/officeDocument/2006/math" xmlns:v="urn:schemas-microsoft-com:vml" xmlns:wp14="http://schemas.microsoft.com/office/word/2010/wordprocessingDrawing" xmlns:wp="http://schemas.openxmlformats.org/drawingml/2006/wordprocessingDrawing" xmlns:w10="urn:schemas-microsoft-com:office:word" xmlns:w="http://schemas.openxmlformats.org/wordprocessingml/2006/main" xmlns:w14="http://schemas.microsoft.com/office/word/2010/wordml" xmlns:w15="http://schemas.microsoft.com/office/word/2012/wordml" xmlns:w16se="http://schemas.microsoft.com/office/word/2015/wordml/symex" xmlns:wpg="http://schemas.microsoft.com/office/word/2010/wordprocessingGroup" xmlns:wpi="http://schemas.microsoft.com/office/word/2010/wordprocessingInk" xmlns:wne="http://schemas.microsoft.com/office/word/2006/wordml" xmlns:wps="http://schemas.microsoft.com/office/word/2010/wordprocessingShape" mc:Ignorable="w14 w15 w16se wp14">
   <w:body>
     <w:p>
       <w:pPr>
-        <w:pStyle w:val="Judul1"/>
+        <w:pStyle w:val="Heading1"/>
         <w:numPr>
           <w:ilvl w:val="0"/>
           <w:numId w:val="0"/>
@@ -18,7 +18,7 @@
     </w:p>
     <w:p>
       <w:pPr>
-        <w:pStyle w:val="TeksIsi"/>
+        <w:pStyle w:val="BodyText"/>
         <w:spacing w:before="271"/>
         <w:ind w:left="1147" w:right="1148"/>
         <w:jc w:val="center"/>
@@ -46,7 +46,7 @@
     </w:p>
     <w:p>
       <w:pPr>
-        <w:pStyle w:val="TeksIsi"/>
+        <w:pStyle w:val="BodyText"/>
         <w:spacing w:before="3"/>
         <w:ind w:left="1147" w:right="1148"/>
         <w:jc w:val="center"/>
@@ -113,7 +113,7 @@
     </w:p>
     <w:p>
       <w:pPr>
-        <w:pStyle w:val="TeksIsi"/>
+        <w:pStyle w:val="BodyText"/>
         <w:spacing w:before="273"/>
         <w:ind w:left="2203" w:right="2049" w:firstLine="335"/>
         <w:jc w:val="center"/>
@@ -169,13 +169,13 @@
     </w:p>
     <w:p>
       <w:pPr>
-        <w:pStyle w:val="TeksIsi"/>
+        <w:pStyle w:val="BodyText"/>
         <w:spacing w:before="3"/>
       </w:pPr>
     </w:p>
     <w:p>
       <w:pPr>
-        <w:pStyle w:val="TeksIsi"/>
+        <w:pStyle w:val="BodyText"/>
         <w:ind w:left="1147" w:right="1145"/>
         <w:jc w:val="center"/>
       </w:pPr>
@@ -267,7 +267,7 @@
     </w:p>
     <w:p>
       <w:pPr>
-        <w:pStyle w:val="TeksIsi"/>
+        <w:pStyle w:val="BodyText"/>
         <w:rPr>
           <w:sz w:val="20"/>
         </w:rPr>
@@ -275,7 +275,7 @@
     </w:p>
     <w:p>
       <w:pPr>
-        <w:pStyle w:val="TeksIsi"/>
+        <w:pStyle w:val="BodyText"/>
         <w:rPr>
           <w:sz w:val="20"/>
         </w:rPr>
@@ -283,7 +283,7 @@
     </w:p>
     <w:p>
       <w:pPr>
-        <w:pStyle w:val="TeksIsi"/>
+        <w:pStyle w:val="BodyText"/>
         <w:spacing w:before="112"/>
         <w:rPr>
           <w:sz w:val="20"/>
@@ -293,6 +293,7 @@
         <w:rPr>
           <w:noProof/>
           <w:sz w:val="20"/>
+          <w:lang w:val="en-US" w:eastAsia="zh-CN"/>
         </w:rPr>
         <w:drawing>
           <wp:anchor distT="0" distB="0" distL="0" distR="0" simplePos="0" relativeHeight="251659264" behindDoc="1" locked="0" layoutInCell="1" allowOverlap="1" wp14:anchorId="240FF95A" wp14:editId="13DDBF19">
@@ -341,22 +342,22 @@
     </w:p>
     <w:p>
       <w:pPr>
-        <w:pStyle w:val="TeksIsi"/>
-      </w:pPr>
-    </w:p>
-    <w:p>
-      <w:pPr>
-        <w:pStyle w:val="TeksIsi"/>
-      </w:pPr>
-    </w:p>
-    <w:p>
-      <w:pPr>
-        <w:pStyle w:val="TeksIsi"/>
-      </w:pPr>
-    </w:p>
-    <w:p>
-      <w:pPr>
-        <w:pStyle w:val="TeksIsi"/>
+        <w:pStyle w:val="BodyText"/>
+      </w:pPr>
+    </w:p>
+    <w:p>
+      <w:pPr>
+        <w:pStyle w:val="BodyText"/>
+      </w:pPr>
+    </w:p>
+    <w:p>
+      <w:pPr>
+        <w:pStyle w:val="BodyText"/>
+      </w:pPr>
+    </w:p>
+    <w:p>
+      <w:pPr>
+        <w:pStyle w:val="BodyText"/>
         <w:spacing w:before="1"/>
         <w:ind w:left="1147" w:right="1146"/>
         <w:jc w:val="center"/>
@@ -806,7 +807,7 @@
     </w:tbl>
     <w:p>
       <w:pPr>
-        <w:pStyle w:val="TeksIsi"/>
+        <w:pStyle w:val="BodyText"/>
         <w:spacing w:before="46"/>
         <w:jc w:val="both"/>
         <w:rPr>
@@ -816,48 +817,48 @@
     </w:p>
     <w:p>
       <w:pPr>
-        <w:pStyle w:val="TeksIsi"/>
-      </w:pPr>
-    </w:p>
-    <w:p>
-      <w:pPr>
-        <w:pStyle w:val="TeksIsi"/>
-      </w:pPr>
-    </w:p>
-    <w:p>
-      <w:pPr>
-        <w:pStyle w:val="TeksIsi"/>
-      </w:pPr>
-    </w:p>
-    <w:p>
-      <w:pPr>
-        <w:pStyle w:val="TeksIsi"/>
-      </w:pPr>
-    </w:p>
-    <w:p>
-      <w:pPr>
-        <w:pStyle w:val="TeksIsi"/>
-      </w:pPr>
-    </w:p>
-    <w:p>
-      <w:pPr>
-        <w:pStyle w:val="TeksIsi"/>
-      </w:pPr>
-    </w:p>
-    <w:p>
-      <w:pPr>
-        <w:pStyle w:val="TeksIsi"/>
-      </w:pPr>
-    </w:p>
-    <w:p>
-      <w:pPr>
-        <w:pStyle w:val="TeksIsi"/>
+        <w:pStyle w:val="BodyText"/>
+      </w:pPr>
+    </w:p>
+    <w:p>
+      <w:pPr>
+        <w:pStyle w:val="BodyText"/>
+      </w:pPr>
+    </w:p>
+    <w:p>
+      <w:pPr>
+        <w:pStyle w:val="BodyText"/>
+      </w:pPr>
+    </w:p>
+    <w:p>
+      <w:pPr>
+        <w:pStyle w:val="BodyText"/>
+      </w:pPr>
+    </w:p>
+    <w:p>
+      <w:pPr>
+        <w:pStyle w:val="BodyText"/>
+      </w:pPr>
+    </w:p>
+    <w:p>
+      <w:pPr>
+        <w:pStyle w:val="BodyText"/>
+      </w:pPr>
+    </w:p>
+    <w:p>
+      <w:pPr>
+        <w:pStyle w:val="BodyText"/>
+      </w:pPr>
+    </w:p>
+    <w:p>
+      <w:pPr>
+        <w:pStyle w:val="BodyText"/>
         <w:spacing w:before="6"/>
       </w:pPr>
     </w:p>
     <w:p>
       <w:pPr>
-        <w:pStyle w:val="TeksIsi"/>
+        <w:pStyle w:val="BodyText"/>
         <w:spacing w:line="275" w:lineRule="exact"/>
         <w:ind w:left="1147" w:right="1147"/>
         <w:jc w:val="center"/>
@@ -898,7 +899,7 @@
     </w:p>
     <w:p>
       <w:pPr>
-        <w:pStyle w:val="TeksIsi"/>
+        <w:pStyle w:val="BodyText"/>
         <w:ind w:left="1147" w:right="1145"/>
         <w:jc w:val="center"/>
       </w:pPr>
@@ -968,7 +969,7 @@
     </w:p>
     <w:p>
       <w:pPr>
-        <w:pStyle w:val="TeksIsi"/>
+        <w:pStyle w:val="BodyText"/>
         <w:spacing w:line="271" w:lineRule="exact"/>
         <w:ind w:left="1147" w:right="1147"/>
         <w:jc w:val="center"/>
@@ -1022,7 +1023,7 @@
     </w:p>
     <w:p>
       <w:pPr>
-        <w:pStyle w:val="Judul1"/>
+        <w:pStyle w:val="Heading1"/>
         <w:numPr>
           <w:ilvl w:val="0"/>
           <w:numId w:val="0"/>
@@ -1041,7 +1042,7 @@
     </w:p>
     <w:p>
       <w:pPr>
-        <w:pStyle w:val="Judul1"/>
+        <w:pStyle w:val="Heading1"/>
         <w:numPr>
           <w:ilvl w:val="0"/>
           <w:numId w:val="0"/>
@@ -1063,7 +1064,7 @@
     </w:p>
     <w:p>
       <w:pPr>
-        <w:pStyle w:val="Judul1"/>
+        <w:pStyle w:val="Heading1"/>
         <w:numPr>
           <w:ilvl w:val="0"/>
           <w:numId w:val="0"/>
@@ -1109,7 +1110,7 @@
       <w:sdtContent>
         <w:p>
           <w:pPr>
-            <w:pStyle w:val="JudulTOC"/>
+            <w:pStyle w:val="TOCHeading"/>
             <w:rPr>
               <w:rFonts w:ascii="Times New Roman" w:hAnsi="Times New Roman" w:cs="Times New Roman"/>
             </w:rPr>
@@ -2994,7 +2995,7 @@
     </w:p>
     <w:p>
       <w:pPr>
-        <w:pStyle w:val="Judul1"/>
+        <w:pStyle w:val="Heading1"/>
         <w:rPr>
           <w:rFonts w:cs="Times New Roman"/>
         </w:rPr>
@@ -3016,7 +3017,7 @@
     </w:p>
     <w:p>
       <w:pPr>
-        <w:pStyle w:val="Judul2"/>
+        <w:pStyle w:val="Heading2"/>
         <w:numPr>
           <w:ilvl w:val="1"/>
           <w:numId w:val="3"/>
@@ -3078,7 +3079,7 @@
     </w:p>
     <w:p>
       <w:pPr>
-        <w:pStyle w:val="Judul2"/>
+        <w:pStyle w:val="Heading2"/>
         <w:numPr>
           <w:ilvl w:val="1"/>
           <w:numId w:val="3"/>
@@ -3142,6 +3143,11 @@
     <w:p>
       <w:pPr>
         <w:pStyle w:val="paragraf"/>
+        <w:numPr>
+          <w:ilvl w:val="0"/>
+          <w:numId w:val="6"/>
+        </w:numPr>
+        <w:ind w:left="567"/>
         <w:rPr>
           <w:rFonts w:cs="Times New Roman"/>
         </w:rPr>
@@ -3156,6 +3162,11 @@
     <w:p>
       <w:pPr>
         <w:pStyle w:val="paragraf"/>
+        <w:numPr>
+          <w:ilvl w:val="0"/>
+          <w:numId w:val="6"/>
+        </w:numPr>
+        <w:ind w:left="567"/>
         <w:rPr>
           <w:rFonts w:cs="Times New Roman"/>
         </w:rPr>
@@ -3170,6 +3181,11 @@
     <w:p>
       <w:pPr>
         <w:pStyle w:val="paragraf"/>
+        <w:numPr>
+          <w:ilvl w:val="0"/>
+          <w:numId w:val="6"/>
+        </w:numPr>
+        <w:ind w:left="567"/>
         <w:rPr>
           <w:rFonts w:cs="Times New Roman"/>
         </w:rPr>
@@ -3191,7 +3207,7 @@
     </w:p>
     <w:p>
       <w:pPr>
-        <w:pStyle w:val="Judul2"/>
+        <w:pStyle w:val="Heading2"/>
         <w:numPr>
           <w:ilvl w:val="1"/>
           <w:numId w:val="3"/>
@@ -3226,14 +3242,14 @@
         <w:rPr>
           <w:rFonts w:cs="Times New Roman"/>
         </w:rPr>
-        <w:t xml:space="preserve">Penelitian atau mini project ini bertujuan untuk membantu pemilik Toko Buqet Liya dalam mengelola keuangan usaha secara lebih efisien melalui penerapan sistem kasir sederhana. Dengan adanya sistem ini, diharapkan seluruh transaksi penjualan dan pembelian dapat tercatat secara otomatis dan rapi. </w:t>
+        <w:t xml:space="preserve">Penelitian atau mini project ini bertujuan untuk membantu pemilik Toko Buqet Liya dalam mengelola keuangan usaha secara lebih efisien melalui penerapan sistem kasir sederhana. Dengan adanya sistem ini, diharapkan seluruh </w:t>
       </w:r>
       <w:r>
         <w:rPr>
           <w:rFonts w:cs="Times New Roman"/>
         </w:rPr>
         <w:lastRenderedPageBreak/>
-        <w:t>Pencatatan yang teratur akan memudahkan pemilik dalam memantau arus kas harian serta mengetahui kondisi keuangan toko secara real-time.</w:t>
+        <w:t>transaksi penjualan dan pembelian dapat tercatat secara otomatis dan rapi. Pencatatan yang teratur akan memudahkan pemilik dalam memantau arus kas harian serta mengetahui kondisi keuangan toko secara real-time.</w:t>
       </w:r>
     </w:p>
     <w:p>
@@ -3287,7 +3303,7 @@
     </w:p>
     <w:p>
       <w:pPr>
-        <w:pStyle w:val="Judul1"/>
+        <w:pStyle w:val="Heading1"/>
         <w:rPr>
           <w:rFonts w:cs="Times New Roman"/>
         </w:rPr>
@@ -3310,7 +3326,7 @@
     </w:p>
     <w:p>
       <w:pPr>
-        <w:pStyle w:val="Judul2"/>
+        <w:pStyle w:val="Heading2"/>
         <w:rPr>
           <w:rFonts w:cs="Times New Roman"/>
         </w:rPr>
@@ -3381,7 +3397,7 @@
     </w:p>
     <w:p>
       <w:pPr>
-        <w:pStyle w:val="Judul2"/>
+        <w:pStyle w:val="Heading2"/>
         <w:rPr>
           <w:rFonts w:cs="Times New Roman"/>
         </w:rPr>
@@ -3460,7 +3476,7 @@
     </w:p>
     <w:p>
       <w:pPr>
-        <w:pStyle w:val="Judul2"/>
+        <w:pStyle w:val="Heading2"/>
         <w:rPr>
           <w:rFonts w:cs="Times New Roman"/>
         </w:rPr>
@@ -3610,7 +3626,7 @@
     </w:p>
     <w:p>
       <w:pPr>
-        <w:pStyle w:val="Judul2"/>
+        <w:pStyle w:val="Heading2"/>
         <w:rPr>
           <w:rFonts w:cs="Times New Roman"/>
         </w:rPr>
@@ -3759,7 +3775,7 @@
     </w:p>
     <w:p>
       <w:pPr>
-        <w:pStyle w:val="Judul2"/>
+        <w:pStyle w:val="Heading2"/>
         <w:rPr>
           <w:rFonts w:cs="Times New Roman"/>
         </w:rPr>
@@ -3919,7 +3935,7 @@
     </w:p>
     <w:p>
       <w:pPr>
-        <w:pStyle w:val="Judul2"/>
+        <w:pStyle w:val="Heading2"/>
         <w:rPr>
           <w:rFonts w:cs="Times New Roman"/>
         </w:rPr>
@@ -3933,7 +3949,7 @@
     </w:p>
     <w:p>
       <w:pPr>
-        <w:pStyle w:val="Judul1"/>
+        <w:pStyle w:val="Heading1"/>
         <w:rPr>
           <w:rFonts w:cs="Times New Roman"/>
         </w:rPr>
@@ -3956,7 +3972,7 @@
     </w:p>
     <w:p>
       <w:pPr>
-        <w:pStyle w:val="Judul2"/>
+        <w:pStyle w:val="Heading2"/>
         <w:rPr>
           <w:rFonts w:cs="Times New Roman"/>
         </w:rPr>
@@ -3972,7 +3988,7 @@
     </w:p>
     <w:p>
       <w:pPr>
-        <w:pStyle w:val="Judul3"/>
+        <w:pStyle w:val="Heading3"/>
       </w:pPr>
       <w:r>
         <w:t xml:space="preserve"> Deskripsi Sistem</w:t>
@@ -4008,7 +4024,7 @@
     </w:p>
     <w:p>
       <w:pPr>
-        <w:pStyle w:val="Judul3"/>
+        <w:pStyle w:val="Heading3"/>
       </w:pPr>
       <w:r>
         <w:t xml:space="preserve"> Kebutuhan Fungsional</w:t>
@@ -4016,7 +4032,7 @@
     </w:p>
     <w:tbl>
       <w:tblPr>
-        <w:tblStyle w:val="KisiTabel"/>
+        <w:tblStyle w:val="TableGrid"/>
         <w:tblW w:w="0" w:type="auto"/>
         <w:tblLook w:val="04A0" w:firstRow="1" w:lastRow="0" w:firstColumn="1" w:lastColumn="0" w:noHBand="0" w:noVBand="1"/>
       </w:tblPr>
@@ -4110,7 +4126,7 @@
             </w:pPr>
             <w:r>
               <w:rPr>
-                <w:rStyle w:val="Kuat"/>
+                <w:rStyle w:val="Strong"/>
               </w:rPr>
               <w:t>Manajemen Katalog</w:t>
             </w:r>
@@ -4157,7 +4173,7 @@
             </w:pPr>
             <w:r>
               <w:rPr>
-                <w:rStyle w:val="Kuat"/>
+                <w:rStyle w:val="Strong"/>
               </w:rPr>
               <w:t>Transaksi Kasir (CLI)</w:t>
             </w:r>
@@ -4204,7 +4220,7 @@
             </w:pPr>
             <w:r>
               <w:rPr>
-                <w:rStyle w:val="Kuat"/>
+                <w:rStyle w:val="Strong"/>
               </w:rPr>
               <w:t>Toko Online (Bot Telegram)</w:t>
             </w:r>
@@ -4251,7 +4267,7 @@
             </w:pPr>
             <w:r>
               <w:rPr>
-                <w:rStyle w:val="Kuat"/>
+                <w:rStyle w:val="Strong"/>
               </w:rPr>
               <w:t>Manajemen Pesanan</w:t>
             </w:r>
@@ -4298,7 +4314,7 @@
             </w:pPr>
             <w:r>
               <w:rPr>
-                <w:rStyle w:val="Kuat"/>
+                <w:rStyle w:val="Strong"/>
               </w:rPr>
               <w:t>Notifikasi Realtime</w:t>
             </w:r>
@@ -4345,7 +4361,7 @@
             </w:pPr>
             <w:r>
               <w:rPr>
-                <w:rStyle w:val="Kuat"/>
+                <w:rStyle w:val="Strong"/>
               </w:rPr>
               <w:t>Generate Invoice</w:t>
             </w:r>
@@ -4392,7 +4408,7 @@
             </w:pPr>
             <w:r>
               <w:rPr>
-                <w:rStyle w:val="Kuat"/>
+                <w:rStyle w:val="Strong"/>
               </w:rPr>
               <w:t>Rekapitulasi Keuangan</w:t>
             </w:r>
@@ -4439,7 +4455,7 @@
             </w:pPr>
             <w:r>
               <w:rPr>
-                <w:rStyle w:val="Kuat"/>
+                <w:rStyle w:val="Strong"/>
               </w:rPr>
               <w:t>Tracking Sumber Transaksi</w:t>
             </w:r>
@@ -4464,7 +4480,7 @@
     <w:p/>
     <w:p>
       <w:pPr>
-        <w:pStyle w:val="Judul3"/>
+        <w:pStyle w:val="Heading3"/>
       </w:pPr>
       <w:r>
         <w:t xml:space="preserve"> Kebutuhan Non-Fungsional</w:t>
@@ -4472,7 +4488,7 @@
     </w:p>
     <w:tbl>
       <w:tblPr>
-        <w:tblStyle w:val="KisiTabel"/>
+        <w:tblStyle w:val="TableGrid"/>
         <w:tblW w:w="0" w:type="auto"/>
         <w:tblLook w:val="04A0" w:firstRow="1" w:lastRow="0" w:firstColumn="1" w:lastColumn="0" w:noHBand="0" w:noVBand="1"/>
       </w:tblPr>
@@ -4485,6 +4501,7 @@
         <w:tc>
           <w:tcPr>
             <w:tcW w:w="1129" w:type="dxa"/>
+            <w:shd w:val="clear" w:color="auto" w:fill="FBE4D5" w:themeFill="accent2" w:themeFillTint="33"/>
             <w:vAlign w:val="center"/>
           </w:tcPr>
           <w:p>
@@ -4503,6 +4520,7 @@
         <w:tc>
           <w:tcPr>
             <w:tcW w:w="3544" w:type="dxa"/>
+            <w:shd w:val="clear" w:color="auto" w:fill="FBE4D5" w:themeFill="accent2" w:themeFillTint="33"/>
             <w:vAlign w:val="center"/>
           </w:tcPr>
           <w:p>
@@ -4521,6 +4539,7 @@
         <w:tc>
           <w:tcPr>
             <w:tcW w:w="3254" w:type="dxa"/>
+            <w:shd w:val="clear" w:color="auto" w:fill="FBE4D5" w:themeFill="accent2" w:themeFillTint="33"/>
             <w:vAlign w:val="center"/>
           </w:tcPr>
           <w:p>
@@ -4563,7 +4582,7 @@
             </w:pPr>
             <w:r>
               <w:rPr>
-                <w:rStyle w:val="Kuat"/>
+                <w:rStyle w:val="Strong"/>
               </w:rPr>
               <w:t>Usability</w:t>
             </w:r>
@@ -4615,7 +4634,7 @@
             </w:pPr>
             <w:r>
               <w:rPr>
-                <w:rStyle w:val="Kuat"/>
+                <w:rStyle w:val="Strong"/>
               </w:rPr>
               <w:t>Portability</w:t>
             </w:r>
@@ -4662,7 +4681,7 @@
             </w:pPr>
             <w:r>
               <w:rPr>
-                <w:rStyle w:val="Kuat"/>
+                <w:rStyle w:val="Strong"/>
               </w:rPr>
               <w:t>Reliability</w:t>
             </w:r>
@@ -4709,7 +4728,7 @@
             </w:pPr>
             <w:r>
               <w:rPr>
-                <w:rStyle w:val="Kuat"/>
+                <w:rStyle w:val="Strong"/>
               </w:rPr>
               <w:t>Maintainability</w:t>
             </w:r>
@@ -4734,7 +4753,7 @@
     <w:p/>
     <w:p>
       <w:pPr>
-        <w:pStyle w:val="Judul3"/>
+        <w:pStyle w:val="Heading3"/>
       </w:pPr>
       <w:r>
         <w:t xml:space="preserve"> Analisis Data</w:t>
@@ -4742,18 +4761,20 @@
     </w:p>
     <w:p>
       <w:pPr>
-        <w:pStyle w:val="DaftarParagraf"/>
+        <w:pStyle w:val="ListParagraph"/>
         <w:numPr>
           <w:ilvl w:val="0"/>
           <w:numId w:val="5"/>
         </w:numPr>
         <w:rPr>
+          <w:rFonts w:ascii="Times New Roman" w:hAnsi="Times New Roman" w:cs="Times New Roman"/>
           <w:b/>
           <w:bCs/>
         </w:rPr>
       </w:pPr>
       <w:r>
         <w:rPr>
+          <w:rFonts w:ascii="Times New Roman" w:hAnsi="Times New Roman" w:cs="Times New Roman"/>
           <w:b/>
           <w:bCs/>
         </w:rPr>
@@ -4771,30 +4792,20 @@
     </w:p>
     <w:tbl>
       <w:tblPr>
-        <w:tblW w:w="0" w:type="auto"/>
-        <w:tblCellSpacing w:w="15" w:type="dxa"/>
-        <w:tblCellMar>
-          <w:top w:w="15" w:type="dxa"/>
-          <w:left w:w="15" w:type="dxa"/>
-          <w:bottom w:w="15" w:type="dxa"/>
-          <w:right w:w="15" w:type="dxa"/>
-        </w:tblCellMar>
+        <w:tblStyle w:val="TableGrid"/>
+        <w:tblW w:w="8079" w:type="dxa"/>
+        <w:tblInd w:w="421" w:type="dxa"/>
         <w:tblLook w:val="04A0" w:firstRow="1" w:lastRow="0" w:firstColumn="1" w:lastColumn="0" w:noHBand="0" w:noVBand="1"/>
       </w:tblPr>
       <w:tblGrid>
-        <w:gridCol w:w="1728"/>
-        <w:gridCol w:w="1860"/>
-        <w:gridCol w:w="4115"/>
+        <w:gridCol w:w="1869"/>
+        <w:gridCol w:w="2016"/>
+        <w:gridCol w:w="4194"/>
       </w:tblGrid>
       <w:tr>
-        <w:trPr>
-          <w:tblHeader/>
-          <w:tblCellSpacing w:w="15" w:type="dxa"/>
-        </w:trPr>
-        <w:tc>
-          <w:tcPr>
-            <w:tcW w:w="0" w:type="auto"/>
-            <w:vAlign w:val="center"/>
+        <w:tc>
+          <w:tcPr>
+            <w:tcW w:w="1869" w:type="dxa"/>
             <w:hideMark/>
           </w:tcPr>
           <w:p>
@@ -4817,8 +4828,7 @@
         </w:tc>
         <w:tc>
           <w:tcPr>
-            <w:tcW w:w="0" w:type="auto"/>
-            <w:vAlign w:val="center"/>
+            <w:tcW w:w="2016" w:type="dxa"/>
             <w:hideMark/>
           </w:tcPr>
           <w:p>
@@ -4841,8 +4851,7 @@
         </w:tc>
         <w:tc>
           <w:tcPr>
-            <w:tcW w:w="0" w:type="auto"/>
-            <w:vAlign w:val="center"/>
+            <w:tcW w:w="4194" w:type="dxa"/>
             <w:hideMark/>
           </w:tcPr>
           <w:p>
@@ -4865,13 +4874,9 @@
         </w:tc>
       </w:tr>
       <w:tr>
-        <w:trPr>
-          <w:tblCellSpacing w:w="15" w:type="dxa"/>
-        </w:trPr>
-        <w:tc>
-          <w:tcPr>
-            <w:tcW w:w="0" w:type="auto"/>
-            <w:vAlign w:val="center"/>
+        <w:tc>
+          <w:tcPr>
+            <w:tcW w:w="1869" w:type="dxa"/>
             <w:hideMark/>
           </w:tcPr>
           <w:p>
@@ -4886,8 +4891,7 @@
         </w:tc>
         <w:tc>
           <w:tcPr>
-            <w:tcW w:w="0" w:type="auto"/>
-            <w:vAlign w:val="center"/>
+            <w:tcW w:w="2016" w:type="dxa"/>
             <w:hideMark/>
           </w:tcPr>
           <w:p>
@@ -4902,8 +4906,7 @@
         </w:tc>
         <w:tc>
           <w:tcPr>
-            <w:tcW w:w="0" w:type="auto"/>
-            <w:vAlign w:val="center"/>
+            <w:tcW w:w="4194" w:type="dxa"/>
             <w:hideMark/>
           </w:tcPr>
           <w:p>
@@ -4918,13 +4921,9 @@
         </w:tc>
       </w:tr>
       <w:tr>
-        <w:trPr>
-          <w:tblCellSpacing w:w="15" w:type="dxa"/>
-        </w:trPr>
-        <w:tc>
-          <w:tcPr>
-            <w:tcW w:w="0" w:type="auto"/>
-            <w:vAlign w:val="center"/>
+        <w:tc>
+          <w:tcPr>
+            <w:tcW w:w="1869" w:type="dxa"/>
             <w:hideMark/>
           </w:tcPr>
           <w:p>
@@ -4939,8 +4938,7 @@
         </w:tc>
         <w:tc>
           <w:tcPr>
-            <w:tcW w:w="0" w:type="auto"/>
-            <w:vAlign w:val="center"/>
+            <w:tcW w:w="2016" w:type="dxa"/>
             <w:hideMark/>
           </w:tcPr>
           <w:p>
@@ -4955,8 +4953,7 @@
         </w:tc>
         <w:tc>
           <w:tcPr>
-            <w:tcW w:w="0" w:type="auto"/>
-            <w:vAlign w:val="center"/>
+            <w:tcW w:w="4194" w:type="dxa"/>
             <w:hideMark/>
           </w:tcPr>
           <w:p>
@@ -4971,13 +4968,9 @@
         </w:tc>
       </w:tr>
       <w:tr>
-        <w:trPr>
-          <w:tblCellSpacing w:w="15" w:type="dxa"/>
-        </w:trPr>
-        <w:tc>
-          <w:tcPr>
-            <w:tcW w:w="0" w:type="auto"/>
-            <w:vAlign w:val="center"/>
+        <w:tc>
+          <w:tcPr>
+            <w:tcW w:w="1869" w:type="dxa"/>
             <w:hideMark/>
           </w:tcPr>
           <w:p>
@@ -4992,8 +4985,7 @@
         </w:tc>
         <w:tc>
           <w:tcPr>
-            <w:tcW w:w="0" w:type="auto"/>
-            <w:vAlign w:val="center"/>
+            <w:tcW w:w="2016" w:type="dxa"/>
             <w:hideMark/>
           </w:tcPr>
           <w:p>
@@ -5008,8 +5000,7 @@
         </w:tc>
         <w:tc>
           <w:tcPr>
-            <w:tcW w:w="0" w:type="auto"/>
-            <w:vAlign w:val="center"/>
+            <w:tcW w:w="4194" w:type="dxa"/>
             <w:hideMark/>
           </w:tcPr>
           <w:p>
@@ -5024,13 +5015,9 @@
         </w:tc>
       </w:tr>
       <w:tr>
-        <w:trPr>
-          <w:tblCellSpacing w:w="15" w:type="dxa"/>
-        </w:trPr>
-        <w:tc>
-          <w:tcPr>
-            <w:tcW w:w="0" w:type="auto"/>
-            <w:vAlign w:val="center"/>
+        <w:tc>
+          <w:tcPr>
+            <w:tcW w:w="1869" w:type="dxa"/>
             <w:hideMark/>
           </w:tcPr>
           <w:p>
@@ -5045,8 +5032,7 @@
         </w:tc>
         <w:tc>
           <w:tcPr>
-            <w:tcW w:w="0" w:type="auto"/>
-            <w:vAlign w:val="center"/>
+            <w:tcW w:w="2016" w:type="dxa"/>
             <w:hideMark/>
           </w:tcPr>
           <w:p>
@@ -5061,8 +5047,7 @@
         </w:tc>
         <w:tc>
           <w:tcPr>
-            <w:tcW w:w="0" w:type="auto"/>
-            <w:vAlign w:val="center"/>
+            <w:tcW w:w="4194" w:type="dxa"/>
             <w:hideMark/>
           </w:tcPr>
           <w:p>
@@ -5077,13 +5062,9 @@
         </w:tc>
       </w:tr>
       <w:tr>
-        <w:trPr>
-          <w:tblCellSpacing w:w="15" w:type="dxa"/>
-        </w:trPr>
-        <w:tc>
-          <w:tcPr>
-            <w:tcW w:w="0" w:type="auto"/>
-            <w:vAlign w:val="center"/>
+        <w:tc>
+          <w:tcPr>
+            <w:tcW w:w="1869" w:type="dxa"/>
             <w:hideMark/>
           </w:tcPr>
           <w:p>
@@ -5098,8 +5079,7 @@
         </w:tc>
         <w:tc>
           <w:tcPr>
-            <w:tcW w:w="0" w:type="auto"/>
-            <w:vAlign w:val="center"/>
+            <w:tcW w:w="2016" w:type="dxa"/>
             <w:hideMark/>
           </w:tcPr>
           <w:p>
@@ -5114,8 +5094,7 @@
         </w:tc>
         <w:tc>
           <w:tcPr>
-            <w:tcW w:w="0" w:type="auto"/>
-            <w:vAlign w:val="center"/>
+            <w:tcW w:w="4194" w:type="dxa"/>
             <w:hideMark/>
           </w:tcPr>
           <w:p>
@@ -5141,30 +5120,20 @@
     </w:p>
     <w:tbl>
       <w:tblPr>
+        <w:tblStyle w:val="TableGrid"/>
         <w:tblW w:w="0" w:type="auto"/>
-        <w:tblCellSpacing w:w="15" w:type="dxa"/>
-        <w:tblCellMar>
-          <w:top w:w="15" w:type="dxa"/>
-          <w:left w:w="15" w:type="dxa"/>
-          <w:bottom w:w="15" w:type="dxa"/>
-          <w:right w:w="15" w:type="dxa"/>
-        </w:tblCellMar>
+        <w:tblInd w:w="421" w:type="dxa"/>
         <w:tblLook w:val="04A0" w:firstRow="1" w:lastRow="0" w:firstColumn="1" w:lastColumn="0" w:noHBand="0" w:noVBand="1"/>
       </w:tblPr>
       <w:tblGrid>
-        <w:gridCol w:w="1209"/>
-        <w:gridCol w:w="1440"/>
-        <w:gridCol w:w="3835"/>
+        <w:gridCol w:w="1350"/>
+        <w:gridCol w:w="1596"/>
+        <w:gridCol w:w="3976"/>
       </w:tblGrid>
       <w:tr>
-        <w:trPr>
-          <w:tblHeader/>
-          <w:tblCellSpacing w:w="15" w:type="dxa"/>
-        </w:trPr>
-        <w:tc>
-          <w:tcPr>
-            <w:tcW w:w="0" w:type="auto"/>
-            <w:vAlign w:val="center"/>
+        <w:tc>
+          <w:tcPr>
+            <w:tcW w:w="1146" w:type="dxa"/>
             <w:hideMark/>
           </w:tcPr>
           <w:p>
@@ -5188,7 +5157,6 @@
         <w:tc>
           <w:tcPr>
             <w:tcW w:w="0" w:type="auto"/>
-            <w:vAlign w:val="center"/>
             <w:hideMark/>
           </w:tcPr>
           <w:p>
@@ -5212,7 +5180,6 @@
         <w:tc>
           <w:tcPr>
             <w:tcW w:w="0" w:type="auto"/>
-            <w:vAlign w:val="center"/>
             <w:hideMark/>
           </w:tcPr>
           <w:p>
@@ -5235,13 +5202,9 @@
         </w:tc>
       </w:tr>
       <w:tr>
-        <w:trPr>
-          <w:tblCellSpacing w:w="15" w:type="dxa"/>
-        </w:trPr>
-        <w:tc>
-          <w:tcPr>
-            <w:tcW w:w="0" w:type="auto"/>
-            <w:vAlign w:val="center"/>
+        <w:tc>
+          <w:tcPr>
+            <w:tcW w:w="1146" w:type="dxa"/>
             <w:hideMark/>
           </w:tcPr>
           <w:p>
@@ -5257,7 +5220,6 @@
         <w:tc>
           <w:tcPr>
             <w:tcW w:w="0" w:type="auto"/>
-            <w:vAlign w:val="center"/>
             <w:hideMark/>
           </w:tcPr>
           <w:p>
@@ -5273,7 +5235,6 @@
         <w:tc>
           <w:tcPr>
             <w:tcW w:w="0" w:type="auto"/>
-            <w:vAlign w:val="center"/>
             <w:hideMark/>
           </w:tcPr>
           <w:p>
@@ -5288,13 +5249,9 @@
         </w:tc>
       </w:tr>
       <w:tr>
-        <w:trPr>
-          <w:tblCellSpacing w:w="15" w:type="dxa"/>
-        </w:trPr>
-        <w:tc>
-          <w:tcPr>
-            <w:tcW w:w="0" w:type="auto"/>
-            <w:vAlign w:val="center"/>
+        <w:tc>
+          <w:tcPr>
+            <w:tcW w:w="1146" w:type="dxa"/>
             <w:hideMark/>
           </w:tcPr>
           <w:p>
@@ -5310,7 +5267,6 @@
         <w:tc>
           <w:tcPr>
             <w:tcW w:w="0" w:type="auto"/>
-            <w:vAlign w:val="center"/>
             <w:hideMark/>
           </w:tcPr>
           <w:p>
@@ -5326,7 +5282,6 @@
         <w:tc>
           <w:tcPr>
             <w:tcW w:w="0" w:type="auto"/>
-            <w:vAlign w:val="center"/>
             <w:hideMark/>
           </w:tcPr>
           <w:p>
@@ -5341,13 +5296,9 @@
         </w:tc>
       </w:tr>
       <w:tr>
-        <w:trPr>
-          <w:tblCellSpacing w:w="15" w:type="dxa"/>
-        </w:trPr>
-        <w:tc>
-          <w:tcPr>
-            <w:tcW w:w="0" w:type="auto"/>
-            <w:vAlign w:val="center"/>
+        <w:tc>
+          <w:tcPr>
+            <w:tcW w:w="1146" w:type="dxa"/>
             <w:hideMark/>
           </w:tcPr>
           <w:p>
@@ -5363,7 +5314,6 @@
         <w:tc>
           <w:tcPr>
             <w:tcW w:w="0" w:type="auto"/>
-            <w:vAlign w:val="center"/>
             <w:hideMark/>
           </w:tcPr>
           <w:p>
@@ -5379,7 +5329,6 @@
         <w:tc>
           <w:tcPr>
             <w:tcW w:w="0" w:type="auto"/>
-            <w:vAlign w:val="center"/>
             <w:hideMark/>
           </w:tcPr>
           <w:p>
@@ -5394,13 +5343,9 @@
         </w:tc>
       </w:tr>
       <w:tr>
-        <w:trPr>
-          <w:tblCellSpacing w:w="15" w:type="dxa"/>
-        </w:trPr>
-        <w:tc>
-          <w:tcPr>
-            <w:tcW w:w="0" w:type="auto"/>
-            <w:vAlign w:val="center"/>
+        <w:tc>
+          <w:tcPr>
+            <w:tcW w:w="1146" w:type="dxa"/>
             <w:hideMark/>
           </w:tcPr>
           <w:p>
@@ -5416,7 +5361,6 @@
         <w:tc>
           <w:tcPr>
             <w:tcW w:w="0" w:type="auto"/>
-            <w:vAlign w:val="center"/>
             <w:hideMark/>
           </w:tcPr>
           <w:p>
@@ -5432,7 +5376,6 @@
         <w:tc>
           <w:tcPr>
             <w:tcW w:w="0" w:type="auto"/>
-            <w:vAlign w:val="center"/>
             <w:hideMark/>
           </w:tcPr>
           <w:p>
@@ -5449,18 +5392,29 @@
     </w:tbl>
     <w:p>
       <w:pPr>
-        <w:pStyle w:val="DaftarParagraf"/>
+        <w:pStyle w:val="ListParagraph"/>
+        <w:rPr>
+          <w:b/>
+          <w:bCs/>
+        </w:rPr>
+      </w:pPr>
+    </w:p>
+    <w:p>
+      <w:pPr>
+        <w:pStyle w:val="ListParagraph"/>
         <w:numPr>
           <w:ilvl w:val="0"/>
           <w:numId w:val="5"/>
         </w:numPr>
         <w:rPr>
+          <w:rFonts w:ascii="Times New Roman" w:hAnsi="Times New Roman" w:cs="Times New Roman"/>
           <w:b/>
           <w:bCs/>
         </w:rPr>
       </w:pPr>
       <w:r>
         <w:rPr>
+          <w:rFonts w:ascii="Times New Roman" w:hAnsi="Times New Roman" w:cs="Times New Roman"/>
           <w:b/>
           <w:bCs/>
         </w:rPr>
@@ -5469,42 +5423,34 @@
     </w:p>
     <w:tbl>
       <w:tblPr>
-        <w:tblW w:w="0" w:type="auto"/>
-        <w:tblCellSpacing w:w="15" w:type="dxa"/>
-        <w:tblCellMar>
-          <w:top w:w="15" w:type="dxa"/>
-          <w:left w:w="15" w:type="dxa"/>
-          <w:bottom w:w="15" w:type="dxa"/>
-          <w:right w:w="15" w:type="dxa"/>
-        </w:tblCellMar>
+        <w:tblStyle w:val="TableGrid"/>
+        <w:tblW w:w="7927" w:type="dxa"/>
+        <w:tblInd w:w="521" w:type="dxa"/>
         <w:tblLook w:val="04A0" w:firstRow="1" w:lastRow="0" w:firstColumn="1" w:lastColumn="0" w:noHBand="0" w:noVBand="1"/>
       </w:tblPr>
       <w:tblGrid>
-        <w:gridCol w:w="2846"/>
-        <w:gridCol w:w="1914"/>
-        <w:gridCol w:w="3177"/>
+        <w:gridCol w:w="2661"/>
+        <w:gridCol w:w="2070"/>
+        <w:gridCol w:w="3196"/>
       </w:tblGrid>
       <w:tr>
-        <w:trPr>
-          <w:tblHeader/>
-          <w:tblCellSpacing w:w="15" w:type="dxa"/>
-        </w:trPr>
-        <w:tc>
-          <w:tcPr>
-            <w:tcW w:w="0" w:type="auto"/>
-            <w:vAlign w:val="center"/>
+        <w:tc>
+          <w:tcPr>
+            <w:tcW w:w="2876" w:type="dxa"/>
             <w:hideMark/>
           </w:tcPr>
           <w:p>
             <w:pPr>
               <w:ind w:left="360"/>
               <w:rPr>
+                <w:rFonts w:ascii="Times New Roman" w:hAnsi="Times New Roman" w:cs="Times New Roman"/>
                 <w:b/>
                 <w:bCs/>
               </w:rPr>
             </w:pPr>
             <w:r>
               <w:rPr>
+                <w:rFonts w:ascii="Times New Roman" w:hAnsi="Times New Roman" w:cs="Times New Roman"/>
                 <w:b/>
                 <w:bCs/>
               </w:rPr>
@@ -5514,20 +5460,21 @@
         </w:tc>
         <w:tc>
           <w:tcPr>
-            <w:tcW w:w="0" w:type="auto"/>
-            <w:vAlign w:val="center"/>
+            <w:tcW w:w="1527" w:type="dxa"/>
             <w:hideMark/>
           </w:tcPr>
           <w:p>
             <w:pPr>
               <w:ind w:left="360"/>
               <w:rPr>
+                <w:rFonts w:ascii="Times New Roman" w:hAnsi="Times New Roman" w:cs="Times New Roman"/>
                 <w:b/>
                 <w:bCs/>
               </w:rPr>
             </w:pPr>
             <w:r>
               <w:rPr>
+                <w:rFonts w:ascii="Times New Roman" w:hAnsi="Times New Roman" w:cs="Times New Roman"/>
                 <w:b/>
                 <w:bCs/>
               </w:rPr>
@@ -5537,20 +5484,21 @@
         </w:tc>
         <w:tc>
           <w:tcPr>
-            <w:tcW w:w="0" w:type="auto"/>
-            <w:vAlign w:val="center"/>
+            <w:tcW w:w="3524" w:type="dxa"/>
             <w:hideMark/>
           </w:tcPr>
           <w:p>
             <w:pPr>
               <w:ind w:left="360"/>
               <w:rPr>
+                <w:rFonts w:ascii="Times New Roman" w:hAnsi="Times New Roman" w:cs="Times New Roman"/>
                 <w:b/>
                 <w:bCs/>
               </w:rPr>
             </w:pPr>
             <w:r>
               <w:rPr>
+                <w:rFonts w:ascii="Times New Roman" w:hAnsi="Times New Roman" w:cs="Times New Roman"/>
                 <w:b/>
                 <w:bCs/>
               </w:rPr>
@@ -5560,163 +5508,195 @@
         </w:tc>
       </w:tr>
       <w:tr>
-        <w:trPr>
-          <w:tblCellSpacing w:w="15" w:type="dxa"/>
-        </w:trPr>
-        <w:tc>
-          <w:tcPr>
-            <w:tcW w:w="0" w:type="auto"/>
-            <w:vAlign w:val="center"/>
+        <w:tc>
+          <w:tcPr>
+            <w:tcW w:w="2876" w:type="dxa"/>
             <w:hideMark/>
           </w:tcPr>
           <w:p>
             <w:pPr>
               <w:ind w:left="360"/>
-            </w:pPr>
-            <w:r>
+              <w:rPr>
+                <w:rFonts w:ascii="Times New Roman" w:hAnsi="Times New Roman" w:cs="Times New Roman"/>
+              </w:rPr>
+            </w:pPr>
+            <w:r>
+              <w:rPr>
+                <w:rFonts w:ascii="Times New Roman" w:hAnsi="Times New Roman" w:cs="Times New Roman"/>
+              </w:rPr>
               <w:t>waktu</w:t>
             </w:r>
           </w:p>
         </w:tc>
         <w:tc>
           <w:tcPr>
-            <w:tcW w:w="0" w:type="auto"/>
-            <w:vAlign w:val="center"/>
+            <w:tcW w:w="1527" w:type="dxa"/>
             <w:hideMark/>
           </w:tcPr>
           <w:p>
             <w:pPr>
               <w:ind w:left="360"/>
-            </w:pPr>
-            <w:r>
+              <w:rPr>
+                <w:rFonts w:ascii="Times New Roman" w:hAnsi="Times New Roman" w:cs="Times New Roman"/>
+              </w:rPr>
+            </w:pPr>
+            <w:r>
+              <w:rPr>
+                <w:rFonts w:ascii="Times New Roman" w:hAnsi="Times New Roman" w:cs="Times New Roman"/>
+              </w:rPr>
               <w:t>DateTime</w:t>
             </w:r>
           </w:p>
         </w:tc>
         <w:tc>
           <w:tcPr>
-            <w:tcW w:w="0" w:type="auto"/>
-            <w:vAlign w:val="center"/>
+            <w:tcW w:w="3524" w:type="dxa"/>
             <w:hideMark/>
           </w:tcPr>
           <w:p>
             <w:pPr>
               <w:ind w:left="360"/>
-            </w:pPr>
-            <w:r>
+              <w:rPr>
+                <w:rFonts w:ascii="Times New Roman" w:hAnsi="Times New Roman" w:cs="Times New Roman"/>
+              </w:rPr>
+            </w:pPr>
+            <w:r>
+              <w:rPr>
+                <w:rFonts w:ascii="Times New Roman" w:hAnsi="Times New Roman" w:cs="Times New Roman"/>
+              </w:rPr>
               <w:t>Timestamp transaksi</w:t>
             </w:r>
           </w:p>
         </w:tc>
       </w:tr>
       <w:tr>
-        <w:trPr>
-          <w:tblCellSpacing w:w="15" w:type="dxa"/>
-        </w:trPr>
-        <w:tc>
-          <w:tcPr>
-            <w:tcW w:w="0" w:type="auto"/>
-            <w:vAlign w:val="center"/>
+        <w:tc>
+          <w:tcPr>
+            <w:tcW w:w="2876" w:type="dxa"/>
             <w:hideMark/>
           </w:tcPr>
           <w:p>
             <w:pPr>
               <w:ind w:left="360"/>
-            </w:pPr>
-            <w:r>
+              <w:rPr>
+                <w:rFonts w:ascii="Times New Roman" w:hAnsi="Times New Roman" w:cs="Times New Roman"/>
+              </w:rPr>
+            </w:pPr>
+            <w:r>
+              <w:rPr>
+                <w:rFonts w:ascii="Times New Roman" w:hAnsi="Times New Roman" w:cs="Times New Roman"/>
+              </w:rPr>
               <w:t>id_transaksi</w:t>
             </w:r>
           </w:p>
         </w:tc>
         <w:tc>
           <w:tcPr>
-            <w:tcW w:w="0" w:type="auto"/>
-            <w:vAlign w:val="center"/>
+            <w:tcW w:w="1527" w:type="dxa"/>
             <w:hideMark/>
           </w:tcPr>
           <w:p>
             <w:pPr>
               <w:ind w:left="360"/>
-            </w:pPr>
-            <w:r>
+              <w:rPr>
+                <w:rFonts w:ascii="Times New Roman" w:hAnsi="Times New Roman" w:cs="Times New Roman"/>
+              </w:rPr>
+            </w:pPr>
+            <w:r>
+              <w:rPr>
+                <w:rFonts w:ascii="Times New Roman" w:hAnsi="Times New Roman" w:cs="Times New Roman"/>
+              </w:rPr>
               <w:t>String</w:t>
             </w:r>
           </w:p>
         </w:tc>
         <w:tc>
           <w:tcPr>
-            <w:tcW w:w="0" w:type="auto"/>
-            <w:vAlign w:val="center"/>
+            <w:tcW w:w="3524" w:type="dxa"/>
             <w:hideMark/>
           </w:tcPr>
           <w:p>
             <w:pPr>
               <w:ind w:left="360"/>
-            </w:pPr>
-            <w:r>
+              <w:rPr>
+                <w:rFonts w:ascii="Times New Roman" w:hAnsi="Times New Roman" w:cs="Times New Roman"/>
+              </w:rPr>
+            </w:pPr>
+            <w:r>
+              <w:rPr>
+                <w:rFonts w:ascii="Times New Roman" w:hAnsi="Times New Roman" w:cs="Times New Roman"/>
+              </w:rPr>
               <w:t>ID unik (format: INV-YYYYMMDD-XXXX)</w:t>
             </w:r>
           </w:p>
         </w:tc>
       </w:tr>
       <w:tr>
-        <w:trPr>
-          <w:tblCellSpacing w:w="15" w:type="dxa"/>
-        </w:trPr>
-        <w:tc>
-          <w:tcPr>
-            <w:tcW w:w="0" w:type="auto"/>
-            <w:vAlign w:val="center"/>
+        <w:tc>
+          <w:tcPr>
+            <w:tcW w:w="2876" w:type="dxa"/>
             <w:hideMark/>
           </w:tcPr>
           <w:p>
             <w:pPr>
               <w:ind w:left="360"/>
-            </w:pPr>
-            <w:r>
+              <w:rPr>
+                <w:rFonts w:ascii="Times New Roman" w:hAnsi="Times New Roman" w:cs="Times New Roman"/>
+              </w:rPr>
+            </w:pPr>
+            <w:r>
+              <w:rPr>
+                <w:rFonts w:ascii="Times New Roman" w:hAnsi="Times New Roman" w:cs="Times New Roman"/>
+              </w:rPr>
               <w:t>kode, nama</w:t>
             </w:r>
           </w:p>
         </w:tc>
         <w:tc>
           <w:tcPr>
-            <w:tcW w:w="0" w:type="auto"/>
-            <w:vAlign w:val="center"/>
+            <w:tcW w:w="1527" w:type="dxa"/>
             <w:hideMark/>
           </w:tcPr>
           <w:p>
             <w:pPr>
               <w:ind w:left="360"/>
-            </w:pPr>
-            <w:r>
+              <w:rPr>
+                <w:rFonts w:ascii="Times New Roman" w:hAnsi="Times New Roman" w:cs="Times New Roman"/>
+              </w:rPr>
+            </w:pPr>
+            <w:r>
+              <w:rPr>
+                <w:rFonts w:ascii="Times New Roman" w:hAnsi="Times New Roman" w:cs="Times New Roman"/>
+              </w:rPr>
               <w:t>String</w:t>
             </w:r>
           </w:p>
         </w:tc>
         <w:tc>
           <w:tcPr>
-            <w:tcW w:w="0" w:type="auto"/>
-            <w:vAlign w:val="center"/>
+            <w:tcW w:w="3524" w:type="dxa"/>
             <w:hideMark/>
           </w:tcPr>
           <w:p>
             <w:pPr>
               <w:ind w:left="360"/>
-            </w:pPr>
-            <w:r>
+              <w:rPr>
+                <w:rFonts w:ascii="Times New Roman" w:hAnsi="Times New Roman" w:cs="Times New Roman"/>
+              </w:rPr>
+            </w:pPr>
+            <w:r>
+              <w:rPr>
+                <w:rFonts w:ascii="Times New Roman" w:hAnsi="Times New Roman" w:cs="Times New Roman"/>
+              </w:rPr>
               <w:t>Identitas barang</w:t>
             </w:r>
           </w:p>
         </w:tc>
       </w:tr>
       <w:tr>
-        <w:trPr>
-          <w:tblCellSpacing w:w="15" w:type="dxa"/>
-        </w:trPr>
-        <w:tc>
-          <w:tcPr>
-            <w:tcW w:w="0" w:type="auto"/>
-            <w:vAlign w:val="center"/>
+        <w:tc>
+          <w:tcPr>
+            <w:tcW w:w="2876" w:type="dxa"/>
             <w:hideMark/>
           </w:tcPr>
           <w:p>
@@ -5724,15 +5704,13 @@
               <w:ind w:left="360"/>
             </w:pPr>
             <w:r>
-              <w:lastRenderedPageBreak/>
               <w:t>ukuran, warna_kertas, warna_bunga</w:t>
             </w:r>
           </w:p>
         </w:tc>
         <w:tc>
           <w:tcPr>
-            <w:tcW w:w="0" w:type="auto"/>
-            <w:vAlign w:val="center"/>
+            <w:tcW w:w="1527" w:type="dxa"/>
             <w:hideMark/>
           </w:tcPr>
           <w:p>
@@ -5746,8 +5724,7 @@
         </w:tc>
         <w:tc>
           <w:tcPr>
-            <w:tcW w:w="0" w:type="auto"/>
-            <w:vAlign w:val="center"/>
+            <w:tcW w:w="3524" w:type="dxa"/>
             <w:hideMark/>
           </w:tcPr>
           <w:p>
@@ -5761,13 +5738,9 @@
         </w:tc>
       </w:tr>
       <w:tr>
-        <w:trPr>
-          <w:tblCellSpacing w:w="15" w:type="dxa"/>
-        </w:trPr>
-        <w:tc>
-          <w:tcPr>
-            <w:tcW w:w="0" w:type="auto"/>
-            <w:vAlign w:val="center"/>
+        <w:tc>
+          <w:tcPr>
+            <w:tcW w:w="2876" w:type="dxa"/>
             <w:hideMark/>
           </w:tcPr>
           <w:p>
@@ -5781,8 +5754,7 @@
         </w:tc>
         <w:tc>
           <w:tcPr>
-            <w:tcW w:w="0" w:type="auto"/>
-            <w:vAlign w:val="center"/>
+            <w:tcW w:w="1527" w:type="dxa"/>
             <w:hideMark/>
           </w:tcPr>
           <w:p>
@@ -5796,8 +5768,7 @@
         </w:tc>
         <w:tc>
           <w:tcPr>
-            <w:tcW w:w="0" w:type="auto"/>
-            <w:vAlign w:val="center"/>
+            <w:tcW w:w="3524" w:type="dxa"/>
             <w:hideMark/>
           </w:tcPr>
           <w:p>
@@ -5811,13 +5782,9 @@
         </w:tc>
       </w:tr>
       <w:tr>
-        <w:trPr>
-          <w:tblCellSpacing w:w="15" w:type="dxa"/>
-        </w:trPr>
-        <w:tc>
-          <w:tcPr>
-            <w:tcW w:w="0" w:type="auto"/>
-            <w:vAlign w:val="center"/>
+        <w:tc>
+          <w:tcPr>
+            <w:tcW w:w="2876" w:type="dxa"/>
             <w:hideMark/>
           </w:tcPr>
           <w:p>
@@ -5825,14 +5792,14 @@
               <w:ind w:left="360"/>
             </w:pPr>
             <w:r>
+              <w:lastRenderedPageBreak/>
               <w:t>hpp, total_hpp, profit</w:t>
             </w:r>
           </w:p>
         </w:tc>
         <w:tc>
           <w:tcPr>
-            <w:tcW w:w="0" w:type="auto"/>
-            <w:vAlign w:val="center"/>
+            <w:tcW w:w="1527" w:type="dxa"/>
             <w:hideMark/>
           </w:tcPr>
           <w:p>
@@ -5846,8 +5813,7 @@
         </w:tc>
         <w:tc>
           <w:tcPr>
-            <w:tcW w:w="0" w:type="auto"/>
-            <w:vAlign w:val="center"/>
+            <w:tcW w:w="3524" w:type="dxa"/>
             <w:hideMark/>
           </w:tcPr>
           <w:p>
@@ -5861,13 +5827,9 @@
         </w:tc>
       </w:tr>
       <w:tr>
-        <w:trPr>
-          <w:tblCellSpacing w:w="15" w:type="dxa"/>
-        </w:trPr>
-        <w:tc>
-          <w:tcPr>
-            <w:tcW w:w="0" w:type="auto"/>
-            <w:vAlign w:val="center"/>
+        <w:tc>
+          <w:tcPr>
+            <w:tcW w:w="2876" w:type="dxa"/>
             <w:hideMark/>
           </w:tcPr>
           <w:p>
@@ -5881,8 +5843,7 @@
         </w:tc>
         <w:tc>
           <w:tcPr>
-            <w:tcW w:w="0" w:type="auto"/>
-            <w:vAlign w:val="center"/>
+            <w:tcW w:w="1527" w:type="dxa"/>
             <w:hideMark/>
           </w:tcPr>
           <w:p>
@@ -5896,8 +5857,7 @@
         </w:tc>
         <w:tc>
           <w:tcPr>
-            <w:tcW w:w="0" w:type="auto"/>
-            <w:vAlign w:val="center"/>
+            <w:tcW w:w="3524" w:type="dxa"/>
             <w:hideMark/>
           </w:tcPr>
           <w:p>
@@ -5911,13 +5871,9 @@
         </w:tc>
       </w:tr>
       <w:tr>
-        <w:trPr>
-          <w:tblCellSpacing w:w="15" w:type="dxa"/>
-        </w:trPr>
-        <w:tc>
-          <w:tcPr>
-            <w:tcW w:w="0" w:type="auto"/>
-            <w:vAlign w:val="center"/>
+        <w:tc>
+          <w:tcPr>
+            <w:tcW w:w="2876" w:type="dxa"/>
             <w:hideMark/>
           </w:tcPr>
           <w:p>
@@ -5931,8 +5887,7 @@
         </w:tc>
         <w:tc>
           <w:tcPr>
-            <w:tcW w:w="0" w:type="auto"/>
-            <w:vAlign w:val="center"/>
+            <w:tcW w:w="1527" w:type="dxa"/>
             <w:hideMark/>
           </w:tcPr>
           <w:p>
@@ -5946,8 +5901,7 @@
         </w:tc>
         <w:tc>
           <w:tcPr>
-            <w:tcW w:w="0" w:type="auto"/>
-            <w:vAlign w:val="center"/>
+            <w:tcW w:w="3524" w:type="dxa"/>
             <w:hideMark/>
           </w:tcPr>
           <w:p>
@@ -5963,7 +5917,16 @@
     </w:tbl>
     <w:p>
       <w:pPr>
-        <w:pStyle w:val="DaftarParagraf"/>
+        <w:ind w:left="720"/>
+        <w:rPr>
+          <w:b/>
+          <w:bCs/>
+        </w:rPr>
+      </w:pPr>
+    </w:p>
+    <w:p>
+      <w:pPr>
+        <w:pStyle w:val="ListParagraph"/>
         <w:numPr>
           <w:ilvl w:val="0"/>
           <w:numId w:val="5"/>
@@ -5983,42 +5946,34 @@
     </w:p>
     <w:tbl>
       <w:tblPr>
-        <w:tblW w:w="0" w:type="auto"/>
-        <w:tblCellSpacing w:w="15" w:type="dxa"/>
-        <w:tblCellMar>
-          <w:top w:w="15" w:type="dxa"/>
-          <w:left w:w="15" w:type="dxa"/>
-          <w:bottom w:w="15" w:type="dxa"/>
-          <w:right w:w="15" w:type="dxa"/>
-        </w:tblCellMar>
+        <w:tblStyle w:val="TableGrid"/>
+        <w:tblW w:w="7927" w:type="dxa"/>
+        <w:tblInd w:w="573" w:type="dxa"/>
         <w:tblLook w:val="04A0" w:firstRow="1" w:lastRow="0" w:firstColumn="1" w:lastColumn="0" w:noHBand="0" w:noVBand="1"/>
       </w:tblPr>
       <w:tblGrid>
-        <w:gridCol w:w="2722"/>
-        <w:gridCol w:w="2106"/>
-        <w:gridCol w:w="3109"/>
+        <w:gridCol w:w="2669"/>
+        <w:gridCol w:w="2296"/>
+        <w:gridCol w:w="2962"/>
       </w:tblGrid>
       <w:tr>
-        <w:trPr>
-          <w:tblHeader/>
-          <w:tblCellSpacing w:w="15" w:type="dxa"/>
-        </w:trPr>
         <w:tc>
           <w:tcPr>
             <w:tcW w:w="0" w:type="auto"/>
-            <w:vAlign w:val="center"/>
             <w:hideMark/>
           </w:tcPr>
           <w:p>
             <w:pPr>
               <w:ind w:left="360"/>
               <w:rPr>
+                <w:rFonts w:ascii="Times New Roman" w:hAnsi="Times New Roman" w:cs="Times New Roman"/>
                 <w:b/>
                 <w:bCs/>
               </w:rPr>
             </w:pPr>
             <w:r>
               <w:rPr>
+                <w:rFonts w:ascii="Times New Roman" w:hAnsi="Times New Roman" w:cs="Times New Roman"/>
                 <w:b/>
                 <w:bCs/>
               </w:rPr>
@@ -6029,19 +5984,20 @@
         <w:tc>
           <w:tcPr>
             <w:tcW w:w="0" w:type="auto"/>
-            <w:vAlign w:val="center"/>
             <w:hideMark/>
           </w:tcPr>
           <w:p>
             <w:pPr>
               <w:ind w:left="360"/>
               <w:rPr>
+                <w:rFonts w:ascii="Times New Roman" w:hAnsi="Times New Roman" w:cs="Times New Roman"/>
                 <w:b/>
                 <w:bCs/>
               </w:rPr>
             </w:pPr>
             <w:r>
               <w:rPr>
+                <w:rFonts w:ascii="Times New Roman" w:hAnsi="Times New Roman" w:cs="Times New Roman"/>
                 <w:b/>
                 <w:bCs/>
               </w:rPr>
@@ -6052,19 +6008,20 @@
         <w:tc>
           <w:tcPr>
             <w:tcW w:w="0" w:type="auto"/>
-            <w:vAlign w:val="center"/>
             <w:hideMark/>
           </w:tcPr>
           <w:p>
             <w:pPr>
               <w:ind w:left="360"/>
               <w:rPr>
+                <w:rFonts w:ascii="Times New Roman" w:hAnsi="Times New Roman" w:cs="Times New Roman"/>
                 <w:b/>
                 <w:bCs/>
               </w:rPr>
             </w:pPr>
             <w:r>
               <w:rPr>
+                <w:rFonts w:ascii="Times New Roman" w:hAnsi="Times New Roman" w:cs="Times New Roman"/>
                 <w:b/>
                 <w:bCs/>
               </w:rPr>
@@ -6074,20 +6031,22 @@
         </w:tc>
       </w:tr>
       <w:tr>
-        <w:trPr>
-          <w:tblCellSpacing w:w="15" w:type="dxa"/>
-        </w:trPr>
         <w:tc>
           <w:tcPr>
             <w:tcW w:w="0" w:type="auto"/>
-            <w:vAlign w:val="center"/>
             <w:hideMark/>
           </w:tcPr>
           <w:p>
             <w:pPr>
               <w:ind w:left="360"/>
-            </w:pPr>
-            <w:r>
+              <w:rPr>
+                <w:rFonts w:ascii="Times New Roman" w:hAnsi="Times New Roman" w:cs="Times New Roman"/>
+              </w:rPr>
+            </w:pPr>
+            <w:r>
+              <w:rPr>
+                <w:rFonts w:ascii="Times New Roman" w:hAnsi="Times New Roman" w:cs="Times New Roman"/>
+              </w:rPr>
               <w:t>order_id</w:t>
             </w:r>
           </w:p>
@@ -6095,14 +6054,19 @@
         <w:tc>
           <w:tcPr>
             <w:tcW w:w="0" w:type="auto"/>
-            <w:vAlign w:val="center"/>
             <w:hideMark/>
           </w:tcPr>
           <w:p>
             <w:pPr>
               <w:ind w:left="360"/>
-            </w:pPr>
-            <w:r>
+              <w:rPr>
+                <w:rFonts w:ascii="Times New Roman" w:hAnsi="Times New Roman" w:cs="Times New Roman"/>
+              </w:rPr>
+            </w:pPr>
+            <w:r>
+              <w:rPr>
+                <w:rFonts w:ascii="Times New Roman" w:hAnsi="Times New Roman" w:cs="Times New Roman"/>
+              </w:rPr>
               <w:t>String</w:t>
             </w:r>
           </w:p>
@@ -6110,34 +6074,41 @@
         <w:tc>
           <w:tcPr>
             <w:tcW w:w="0" w:type="auto"/>
-            <w:vAlign w:val="center"/>
             <w:hideMark/>
           </w:tcPr>
           <w:p>
             <w:pPr>
               <w:ind w:left="360"/>
-            </w:pPr>
-            <w:r>
+              <w:rPr>
+                <w:rFonts w:ascii="Times New Roman" w:hAnsi="Times New Roman" w:cs="Times New Roman"/>
+              </w:rPr>
+            </w:pPr>
+            <w:r>
+              <w:rPr>
+                <w:rFonts w:ascii="Times New Roman" w:hAnsi="Times New Roman" w:cs="Times New Roman"/>
+              </w:rPr>
               <w:t>ID pesanan unik</w:t>
             </w:r>
           </w:p>
         </w:tc>
       </w:tr>
       <w:tr>
-        <w:trPr>
-          <w:tblCellSpacing w:w="15" w:type="dxa"/>
-        </w:trPr>
         <w:tc>
           <w:tcPr>
             <w:tcW w:w="0" w:type="auto"/>
-            <w:vAlign w:val="center"/>
             <w:hideMark/>
           </w:tcPr>
           <w:p>
             <w:pPr>
               <w:ind w:left="360"/>
-            </w:pPr>
-            <w:r>
+              <w:rPr>
+                <w:rFonts w:ascii="Times New Roman" w:hAnsi="Times New Roman" w:cs="Times New Roman"/>
+              </w:rPr>
+            </w:pPr>
+            <w:r>
+              <w:rPr>
+                <w:rFonts w:ascii="Times New Roman" w:hAnsi="Times New Roman" w:cs="Times New Roman"/>
+              </w:rPr>
               <w:t>telegram_id</w:t>
             </w:r>
           </w:p>
@@ -6145,14 +6116,19 @@
         <w:tc>
           <w:tcPr>
             <w:tcW w:w="0" w:type="auto"/>
-            <w:vAlign w:val="center"/>
             <w:hideMark/>
           </w:tcPr>
           <w:p>
             <w:pPr>
               <w:ind w:left="360"/>
-            </w:pPr>
-            <w:r>
+              <w:rPr>
+                <w:rFonts w:ascii="Times New Roman" w:hAnsi="Times New Roman" w:cs="Times New Roman"/>
+              </w:rPr>
+            </w:pPr>
+            <w:r>
+              <w:rPr>
+                <w:rFonts w:ascii="Times New Roman" w:hAnsi="Times New Roman" w:cs="Times New Roman"/>
+              </w:rPr>
               <w:t>Integer</w:t>
             </w:r>
           </w:p>
@@ -6160,34 +6136,41 @@
         <w:tc>
           <w:tcPr>
             <w:tcW w:w="0" w:type="auto"/>
-            <w:vAlign w:val="center"/>
             <w:hideMark/>
           </w:tcPr>
           <w:p>
             <w:pPr>
               <w:ind w:left="360"/>
-            </w:pPr>
-            <w:r>
+              <w:rPr>
+                <w:rFonts w:ascii="Times New Roman" w:hAnsi="Times New Roman" w:cs="Times New Roman"/>
+              </w:rPr>
+            </w:pPr>
+            <w:r>
+              <w:rPr>
+                <w:rFonts w:ascii="Times New Roman" w:hAnsi="Times New Roman" w:cs="Times New Roman"/>
+              </w:rPr>
               <w:t>ID Telegram pembeli</w:t>
             </w:r>
           </w:p>
         </w:tc>
       </w:tr>
       <w:tr>
-        <w:trPr>
-          <w:tblCellSpacing w:w="15" w:type="dxa"/>
-        </w:trPr>
         <w:tc>
           <w:tcPr>
             <w:tcW w:w="0" w:type="auto"/>
-            <w:vAlign w:val="center"/>
             <w:hideMark/>
           </w:tcPr>
           <w:p>
             <w:pPr>
               <w:ind w:left="360"/>
-            </w:pPr>
-            <w:r>
+              <w:rPr>
+                <w:rFonts w:ascii="Times New Roman" w:hAnsi="Times New Roman" w:cs="Times New Roman"/>
+              </w:rPr>
+            </w:pPr>
+            <w:r>
+              <w:rPr>
+                <w:rFonts w:ascii="Times New Roman" w:hAnsi="Times New Roman" w:cs="Times New Roman"/>
+              </w:rPr>
               <w:t>nama_pembeli, wa_pembeli, alamat</w:t>
             </w:r>
           </w:p>
@@ -6195,14 +6178,19 @@
         <w:tc>
           <w:tcPr>
             <w:tcW w:w="0" w:type="auto"/>
-            <w:vAlign w:val="center"/>
             <w:hideMark/>
           </w:tcPr>
           <w:p>
             <w:pPr>
               <w:ind w:left="360"/>
-            </w:pPr>
-            <w:r>
+              <w:rPr>
+                <w:rFonts w:ascii="Times New Roman" w:hAnsi="Times New Roman" w:cs="Times New Roman"/>
+              </w:rPr>
+            </w:pPr>
+            <w:r>
+              <w:rPr>
+                <w:rFonts w:ascii="Times New Roman" w:hAnsi="Times New Roman" w:cs="Times New Roman"/>
+              </w:rPr>
               <w:t>String</w:t>
             </w:r>
           </w:p>
@@ -6210,34 +6198,41 @@
         <w:tc>
           <w:tcPr>
             <w:tcW w:w="0" w:type="auto"/>
-            <w:vAlign w:val="center"/>
             <w:hideMark/>
           </w:tcPr>
           <w:p>
             <w:pPr>
               <w:ind w:left="360"/>
-            </w:pPr>
-            <w:r>
+              <w:rPr>
+                <w:rFonts w:ascii="Times New Roman" w:hAnsi="Times New Roman" w:cs="Times New Roman"/>
+              </w:rPr>
+            </w:pPr>
+            <w:r>
+              <w:rPr>
+                <w:rFonts w:ascii="Times New Roman" w:hAnsi="Times New Roman" w:cs="Times New Roman"/>
+              </w:rPr>
               <w:t>Informasi kontak dan alamat pembeli</w:t>
             </w:r>
           </w:p>
         </w:tc>
       </w:tr>
       <w:tr>
-        <w:trPr>
-          <w:tblCellSpacing w:w="15" w:type="dxa"/>
-        </w:trPr>
         <w:tc>
           <w:tcPr>
             <w:tcW w:w="0" w:type="auto"/>
-            <w:vAlign w:val="center"/>
             <w:hideMark/>
           </w:tcPr>
           <w:p>
             <w:pPr>
               <w:ind w:left="360"/>
-            </w:pPr>
-            <w:r>
+              <w:rPr>
+                <w:rFonts w:ascii="Times New Roman" w:hAnsi="Times New Roman" w:cs="Times New Roman"/>
+              </w:rPr>
+            </w:pPr>
+            <w:r>
+              <w:rPr>
+                <w:rFonts w:ascii="Times New Roman" w:hAnsi="Times New Roman" w:cs="Times New Roman"/>
+              </w:rPr>
               <w:t>status</w:t>
             </w:r>
           </w:p>
@@ -6245,14 +6240,19 @@
         <w:tc>
           <w:tcPr>
             <w:tcW w:w="0" w:type="auto"/>
-            <w:vAlign w:val="center"/>
             <w:hideMark/>
           </w:tcPr>
           <w:p>
             <w:pPr>
               <w:ind w:left="360"/>
-            </w:pPr>
-            <w:r>
+              <w:rPr>
+                <w:rFonts w:ascii="Times New Roman" w:hAnsi="Times New Roman" w:cs="Times New Roman"/>
+              </w:rPr>
+            </w:pPr>
+            <w:r>
+              <w:rPr>
+                <w:rFonts w:ascii="Times New Roman" w:hAnsi="Times New Roman" w:cs="Times New Roman"/>
+              </w:rPr>
               <w:t>Enum</w:t>
             </w:r>
           </w:p>
@@ -6260,34 +6260,41 @@
         <w:tc>
           <w:tcPr>
             <w:tcW w:w="0" w:type="auto"/>
-            <w:vAlign w:val="center"/>
             <w:hideMark/>
           </w:tcPr>
           <w:p>
             <w:pPr>
               <w:ind w:left="360"/>
-            </w:pPr>
-            <w:r>
+              <w:rPr>
+                <w:rFonts w:ascii="Times New Roman" w:hAnsi="Times New Roman" w:cs="Times New Roman"/>
+              </w:rPr>
+            </w:pPr>
+            <w:r>
+              <w:rPr>
+                <w:rFonts w:ascii="Times New Roman" w:hAnsi="Times New Roman" w:cs="Times New Roman"/>
+              </w:rPr>
               <w:t>pending / processing / ready / completed / cancelled</w:t>
             </w:r>
           </w:p>
         </w:tc>
       </w:tr>
       <w:tr>
-        <w:trPr>
-          <w:tblCellSpacing w:w="15" w:type="dxa"/>
-        </w:trPr>
         <w:tc>
           <w:tcPr>
             <w:tcW w:w="0" w:type="auto"/>
-            <w:vAlign w:val="center"/>
             <w:hideMark/>
           </w:tcPr>
           <w:p>
             <w:pPr>
               <w:ind w:left="360"/>
-            </w:pPr>
-            <w:r>
+              <w:rPr>
+                <w:rFonts w:ascii="Times New Roman" w:hAnsi="Times New Roman" w:cs="Times New Roman"/>
+              </w:rPr>
+            </w:pPr>
+            <w:r>
+              <w:rPr>
+                <w:rFonts w:ascii="Times New Roman" w:hAnsi="Times New Roman" w:cs="Times New Roman"/>
+              </w:rPr>
               <w:t>items</w:t>
             </w:r>
           </w:p>
@@ -6295,14 +6302,19 @@
         <w:tc>
           <w:tcPr>
             <w:tcW w:w="0" w:type="auto"/>
-            <w:vAlign w:val="center"/>
             <w:hideMark/>
           </w:tcPr>
           <w:p>
             <w:pPr>
               <w:ind w:left="360"/>
-            </w:pPr>
-            <w:r>
+              <w:rPr>
+                <w:rFonts w:ascii="Times New Roman" w:hAnsi="Times New Roman" w:cs="Times New Roman"/>
+              </w:rPr>
+            </w:pPr>
+            <w:r>
+              <w:rPr>
+                <w:rFonts w:ascii="Times New Roman" w:hAnsi="Times New Roman" w:cs="Times New Roman"/>
+              </w:rPr>
               <w:t>Array[OrderItem]</w:t>
             </w:r>
           </w:p>
@@ -6310,34 +6322,41 @@
         <w:tc>
           <w:tcPr>
             <w:tcW w:w="0" w:type="auto"/>
-            <w:vAlign w:val="center"/>
             <w:hideMark/>
           </w:tcPr>
           <w:p>
             <w:pPr>
               <w:ind w:left="360"/>
-            </w:pPr>
-            <w:r>
+              <w:rPr>
+                <w:rFonts w:ascii="Times New Roman" w:hAnsi="Times New Roman" w:cs="Times New Roman"/>
+              </w:rPr>
+            </w:pPr>
+            <w:r>
+              <w:rPr>
+                <w:rFonts w:ascii="Times New Roman" w:hAnsi="Times New Roman" w:cs="Times New Roman"/>
+              </w:rPr>
               <w:t>Daftar barang dalam pesanan</w:t>
             </w:r>
           </w:p>
         </w:tc>
       </w:tr>
       <w:tr>
-        <w:trPr>
-          <w:tblCellSpacing w:w="15" w:type="dxa"/>
-        </w:trPr>
         <w:tc>
           <w:tcPr>
             <w:tcW w:w="0" w:type="auto"/>
-            <w:vAlign w:val="center"/>
             <w:hideMark/>
           </w:tcPr>
           <w:p>
             <w:pPr>
               <w:ind w:left="360"/>
-            </w:pPr>
-            <w:r>
+              <w:rPr>
+                <w:rFonts w:ascii="Times New Roman" w:hAnsi="Times New Roman" w:cs="Times New Roman"/>
+              </w:rPr>
+            </w:pPr>
+            <w:r>
+              <w:rPr>
+                <w:rFonts w:ascii="Times New Roman" w:hAnsi="Times New Roman" w:cs="Times New Roman"/>
+              </w:rPr>
               <w:t>subtotal, diskon, ongkir, total</w:t>
             </w:r>
           </w:p>
@@ -6345,14 +6364,19 @@
         <w:tc>
           <w:tcPr>
             <w:tcW w:w="0" w:type="auto"/>
-            <w:vAlign w:val="center"/>
             <w:hideMark/>
           </w:tcPr>
           <w:p>
             <w:pPr>
               <w:ind w:left="360"/>
-            </w:pPr>
-            <w:r>
+              <w:rPr>
+                <w:rFonts w:ascii="Times New Roman" w:hAnsi="Times New Roman" w:cs="Times New Roman"/>
+              </w:rPr>
+            </w:pPr>
+            <w:r>
+              <w:rPr>
+                <w:rFonts w:ascii="Times New Roman" w:hAnsi="Times New Roman" w:cs="Times New Roman"/>
+              </w:rPr>
               <w:t>Float</w:t>
             </w:r>
           </w:p>
@@ -6360,14 +6384,19 @@
         <w:tc>
           <w:tcPr>
             <w:tcW w:w="0" w:type="auto"/>
-            <w:vAlign w:val="center"/>
             <w:hideMark/>
           </w:tcPr>
           <w:p>
             <w:pPr>
               <w:ind w:left="360"/>
-            </w:pPr>
-            <w:r>
+              <w:rPr>
+                <w:rFonts w:ascii="Times New Roman" w:hAnsi="Times New Roman" w:cs="Times New Roman"/>
+              </w:rPr>
+            </w:pPr>
+            <w:r>
+              <w:rPr>
+                <w:rFonts w:ascii="Times New Roman" w:hAnsi="Times New Roman" w:cs="Times New Roman"/>
+              </w:rPr>
               <w:t>Perhitungan total harga</w:t>
             </w:r>
           </w:p>
@@ -6385,7 +6414,7 @@
     </w:p>
     <w:p>
       <w:pPr>
-        <w:pStyle w:val="Judul2"/>
+        <w:pStyle w:val="Heading2"/>
         <w:rPr>
           <w:rFonts w:cs="Times New Roman"/>
         </w:rPr>
@@ -6395,14 +6424,13 @@
         <w:rPr>
           <w:rFonts w:cs="Times New Roman"/>
         </w:rPr>
-        <w:lastRenderedPageBreak/>
         <w:t>Perancangana Algoritma</w:t>
       </w:r>
       <w:bookmarkEnd w:id="13"/>
     </w:p>
     <w:p>
       <w:pPr>
-        <w:pStyle w:val="Judul3"/>
+        <w:pStyle w:val="Heading3"/>
       </w:pPr>
       <w:r>
         <w:t xml:space="preserve"> Algoritma Menu Utama CLI</w:t>
@@ -6415,6 +6443,7 @@
       <w:r>
         <w:rPr>
           <w:noProof/>
+          <w:lang w:val="en-US" w:eastAsia="zh-CN"/>
         </w:rPr>
         <w:drawing>
           <wp:inline distT="0" distB="0" distL="0" distR="0" wp14:anchorId="32850AEB" wp14:editId="5AB11BAF">
@@ -6461,9 +6490,10 @@
     </w:p>
     <w:p>
       <w:pPr>
-        <w:pStyle w:val="Judul3"/>
-      </w:pPr>
-      <w:r>
+        <w:pStyle w:val="Heading3"/>
+      </w:pPr>
+      <w:r>
+        <w:lastRenderedPageBreak/>
         <w:t xml:space="preserve"> Algoritma CRUD Katalog Buket</w:t>
       </w:r>
     </w:p>
@@ -6474,6 +6504,7 @@
       <w:r>
         <w:rPr>
           <w:noProof/>
+          <w:lang w:val="en-US" w:eastAsia="zh-CN"/>
         </w:rPr>
         <w:drawing>
           <wp:inline distT="0" distB="0" distL="0" distR="0" wp14:anchorId="33AAA8C5" wp14:editId="09429740">
@@ -6520,7 +6551,7 @@
     </w:p>
     <w:p>
       <w:pPr>
-        <w:pStyle w:val="Judul3"/>
+        <w:pStyle w:val="Heading3"/>
       </w:pPr>
       <w:r>
         <w:lastRenderedPageBreak/>
@@ -6534,11 +6565,12 @@
       <w:r>
         <w:rPr>
           <w:noProof/>
+          <w:lang w:val="en-US" w:eastAsia="zh-CN"/>
         </w:rPr>
         <w:drawing>
-          <wp:inline distT="0" distB="0" distL="0" distR="0" wp14:anchorId="5749864A" wp14:editId="7C169442">
-            <wp:extent cx="2616365" cy="5686425"/>
-            <wp:effectExtent l="0" t="0" r="0" b="0"/>
+          <wp:inline distT="0" distB="0" distL="0" distR="0" wp14:anchorId="5749864A" wp14:editId="4B8EAA37">
+            <wp:extent cx="3390818" cy="7369628"/>
+            <wp:effectExtent l="0" t="0" r="635" b="3175"/>
             <wp:docPr id="546668695" name="Gambar 3"/>
             <wp:cNvGraphicFramePr>
               <a:graphicFrameLocks xmlns:a="http://schemas.openxmlformats.org/drawingml/2006/main" noChangeAspect="1"/>
@@ -6565,7 +6597,7 @@
                   <pic:spPr>
                     <a:xfrm>
                       <a:off x="0" y="0"/>
-                      <a:ext cx="2621387" cy="5697341"/>
+                      <a:ext cx="3390818" cy="7369628"/>
                     </a:xfrm>
                     <a:prstGeom prst="rect">
                       <a:avLst/>
@@ -6580,7 +6612,7 @@
     </w:p>
     <w:p>
       <w:pPr>
-        <w:pStyle w:val="Judul3"/>
+        <w:pStyle w:val="Heading3"/>
       </w:pPr>
       <w:r>
         <w:lastRenderedPageBreak/>
@@ -6594,6 +6626,7 @@
       <w:r>
         <w:rPr>
           <w:noProof/>
+          <w:lang w:val="en-US" w:eastAsia="zh-CN"/>
         </w:rPr>
         <w:drawing>
           <wp:inline distT="0" distB="0" distL="0" distR="0" wp14:anchorId="21FE6019" wp14:editId="0EFF8824">
@@ -6640,7 +6673,7 @@
     </w:p>
     <w:p>
       <w:pPr>
-        <w:pStyle w:val="Judul3"/>
+        <w:pStyle w:val="Heading3"/>
       </w:pPr>
       <w:r>
         <w:t xml:space="preserve"> Algoritma Manajemen Order (Admin)</w:t>
@@ -6653,6 +6686,7 @@
       <w:r>
         <w:rPr>
           <w:noProof/>
+          <w:lang w:val="en-US" w:eastAsia="zh-CN"/>
         </w:rPr>
         <w:drawing>
           <wp:inline distT="0" distB="0" distL="0" distR="0" wp14:anchorId="5517C117" wp14:editId="65768600">
@@ -6699,7 +6733,7 @@
     </w:p>
     <w:p>
       <w:pPr>
-        <w:pStyle w:val="Judul3"/>
+        <w:pStyle w:val="Heading3"/>
       </w:pPr>
       <w:r>
         <w:lastRenderedPageBreak/>
@@ -6711,6 +6745,10 @@
         <w:jc w:val="center"/>
       </w:pPr>
       <w:r>
+        <w:rPr>
+          <w:noProof/>
+          <w:lang w:val="en-US" w:eastAsia="zh-CN"/>
+        </w:rPr>
         <w:drawing>
           <wp:inline distT="0" distB="0" distL="0" distR="0" wp14:anchorId="0A26FB6A" wp14:editId="2D254E23">
             <wp:extent cx="3504157" cy="4565073"/>
@@ -6750,7 +6788,7 @@
     </w:p>
     <w:p>
       <w:pPr>
-        <w:pStyle w:val="Judul2"/>
+        <w:pStyle w:val="Heading2"/>
         <w:rPr>
           <w:rFonts w:cs="Times New Roman"/>
         </w:rPr>
@@ -6767,7 +6805,7 @@
     </w:p>
     <w:p>
       <w:pPr>
-        <w:pStyle w:val="Judul3"/>
+        <w:pStyle w:val="Heading3"/>
       </w:pPr>
       <w:r>
         <w:t xml:space="preserve"> Hirarki Struktur Menu CLI</w:t>
@@ -6778,6 +6816,7 @@
       <w:r>
         <w:rPr>
           <w:noProof/>
+          <w:lang w:val="en-US" w:eastAsia="zh-CN"/>
         </w:rPr>
         <w:drawing>
           <wp:inline distT="0" distB="0" distL="0" distR="0" wp14:anchorId="237E9AD1" wp14:editId="3C114D1F">
@@ -6824,7 +6863,7 @@
     </w:p>
     <w:p>
       <w:pPr>
-        <w:pStyle w:val="Judul3"/>
+        <w:pStyle w:val="Heading3"/>
       </w:pPr>
       <w:r>
         <w:t xml:space="preserve"> Alur Menu Bot (Buyer)</w:t>
@@ -6834,6 +6873,7 @@
       <w:r>
         <w:rPr>
           <w:noProof/>
+          <w:lang w:val="en-US" w:eastAsia="zh-CN"/>
         </w:rPr>
         <w:lastRenderedPageBreak/>
         <w:drawing>
@@ -6881,7 +6921,7 @@
     </w:p>
     <w:p>
       <w:pPr>
-        <w:pStyle w:val="Judul3"/>
+        <w:pStyle w:val="Heading3"/>
       </w:pPr>
       <w:r>
         <w:t xml:space="preserve"> Alur Menu Bot (Admin)</w:t>
@@ -6891,6 +6931,7 @@
       <w:r>
         <w:rPr>
           <w:noProof/>
+          <w:lang w:val="en-US" w:eastAsia="zh-CN"/>
         </w:rPr>
         <w:drawing>
           <wp:inline distT="0" distB="0" distL="0" distR="0" wp14:anchorId="60F5FFD3" wp14:editId="1A5286D1">
@@ -6937,7 +6978,7 @@
     </w:p>
     <w:p>
       <w:pPr>
-        <w:pStyle w:val="Judul3"/>
+        <w:pStyle w:val="Heading3"/>
       </w:pPr>
       <w:r>
         <w:lastRenderedPageBreak/>
@@ -6949,6 +6990,7 @@
       <w:r>
         <w:rPr>
           <w:noProof/>
+          <w:lang w:val="en-US" w:eastAsia="zh-CN"/>
         </w:rPr>
         <w:drawing>
           <wp:inline distT="0" distB="0" distL="0" distR="0" wp14:anchorId="52D007FA" wp14:editId="5A5F6FD8">
@@ -6995,7 +7037,7 @@
     </w:p>
     <w:p>
       <w:pPr>
-        <w:pStyle w:val="Judul3"/>
+        <w:pStyle w:val="Heading3"/>
       </w:pPr>
       <w:r>
         <w:t xml:space="preserve"> Alur Pesanan</w:t>
@@ -7005,6 +7047,7 @@
       <w:r>
         <w:rPr>
           <w:noProof/>
+          <w:lang w:val="en-US" w:eastAsia="zh-CN"/>
         </w:rPr>
         <w:drawing>
           <wp:inline distT="0" distB="0" distL="0" distR="0" wp14:anchorId="258D7FCF" wp14:editId="75161A0B">
@@ -7051,7 +7094,7 @@
     </w:p>
     <w:p>
       <w:pPr>
-        <w:pStyle w:val="Judul3"/>
+        <w:pStyle w:val="Heading3"/>
       </w:pPr>
       <w:r>
         <w:br w:type="page"/>
@@ -7059,7 +7102,7 @@
     </w:p>
     <w:p>
       <w:pPr>
-        <w:pStyle w:val="Judul1"/>
+        <w:pStyle w:val="Heading1"/>
         <w:rPr>
           <w:rFonts w:cs="Times New Roman"/>
         </w:rPr>
@@ -7082,7 +7125,7 @@
     </w:p>
     <w:p>
       <w:pPr>
-        <w:pStyle w:val="Judul2"/>
+        <w:pStyle w:val="Heading2"/>
         <w:rPr>
           <w:rFonts w:cs="Times New Roman"/>
         </w:rPr>
@@ -7098,7 +7141,7 @@
     </w:p>
     <w:p>
       <w:pPr>
-        <w:pStyle w:val="Judul2"/>
+        <w:pStyle w:val="Heading2"/>
         <w:rPr>
           <w:rFonts w:cs="Times New Roman"/>
         </w:rPr>
@@ -7114,6 +7157,77 @@
     </w:p>
     <w:p>
       <w:pPr>
+        <w:jc w:val="center"/>
+      </w:pPr>
+      <w:bookmarkStart w:id="18" w:name="_GoBack"/>
+      <w:r>
+        <w:rPr>
+          <w:noProof/>
+          <w:lang w:val="en-US" w:eastAsia="zh-CN"/>
+        </w:rPr>
+        <w:drawing>
+          <wp:inline distT="0" distB="0" distL="0" distR="0" wp14:anchorId="1DA09A33" wp14:editId="57032E5A">
+            <wp:extent cx="5127171" cy="3747802"/>
+            <wp:effectExtent l="0" t="0" r="0" b="5080"/>
+            <wp:docPr id="2" name="Picture 2"/>
+            <wp:cNvGraphicFramePr>
+              <a:graphicFrameLocks xmlns:a="http://schemas.openxmlformats.org/drawingml/2006/main" noChangeAspect="1"/>
+            </wp:cNvGraphicFramePr>
+            <a:graphic xmlns:a="http://schemas.openxmlformats.org/drawingml/2006/main">
+              <a:graphicData uri="http://schemas.openxmlformats.org/drawingml/2006/picture">
+                <pic:pic xmlns:pic="http://schemas.openxmlformats.org/drawingml/2006/picture">
+                  <pic:nvPicPr>
+                    <pic:cNvPr id="2" name="Screenshot (421).png"/>
+                    <pic:cNvPicPr/>
+                  </pic:nvPicPr>
+                  <pic:blipFill rotWithShape="1">
+                    <a:blip r:embed="rId22">
+                      <a:extLst>
+                        <a:ext uri="{28A0092B-C50C-407E-A947-70E740481C1C}">
+                          <a14:useLocalDpi xmlns:a14="http://schemas.microsoft.com/office/drawing/2010/main" val="0"/>
+                        </a:ext>
+                      </a:extLst>
+                    </a:blip>
+                    <a:srcRect r="24399"/>
+                    <a:stretch/>
+                  </pic:blipFill>
+                  <pic:spPr bwMode="auto">
+                    <a:xfrm>
+                      <a:off x="0" y="0"/>
+                      <a:ext cx="5155038" cy="3768172"/>
+                    </a:xfrm>
+                    <a:prstGeom prst="rect">
+                      <a:avLst/>
+                    </a:prstGeom>
+                    <a:ln>
+                      <a:noFill/>
+                    </a:ln>
+                    <a:extLst>
+                      <a:ext uri="{53640926-AAD7-44D8-BBD7-CCE9431645EC}">
+                        <a14:shadowObscured xmlns:a14="http://schemas.microsoft.com/office/drawing/2010/main"/>
+                      </a:ext>
+                    </a:extLst>
+                  </pic:spPr>
+                </pic:pic>
+              </a:graphicData>
+            </a:graphic>
+          </wp:inline>
+        </w:drawing>
+      </w:r>
+      <w:bookmarkEnd w:id="18"/>
+    </w:p>
+    <w:p>
+      <w:pPr>
+        <w:jc w:val="center"/>
+      </w:pPr>
+    </w:p>
+    <w:p>
+      <w:pPr>
+        <w:jc w:val="center"/>
+      </w:pPr>
+    </w:p>
+    <w:p>
+      <w:pPr>
         <w:rPr>
           <w:rFonts w:ascii="Times New Roman" w:hAnsi="Times New Roman" w:cs="Times New Roman"/>
         </w:rPr>
@@ -7127,7 +7241,7 @@
     </w:p>
     <w:p>
       <w:pPr>
-        <w:pStyle w:val="Judul1"/>
+        <w:pStyle w:val="Heading1"/>
         <w:rPr>
           <w:rFonts w:cs="Times New Roman"/>
         </w:rPr>
@@ -7139,30 +7253,30 @@
         <w:lastRenderedPageBreak/>
         <w:br/>
       </w:r>
-      <w:bookmarkStart w:id="18" w:name="_Toc218624619"/>
+      <w:bookmarkStart w:id="19" w:name="_Toc218624619"/>
       <w:r>
         <w:rPr>
           <w:rFonts w:cs="Times New Roman"/>
         </w:rPr>
         <w:t>KESIMPULAN</w:t>
       </w:r>
-      <w:bookmarkEnd w:id="18"/>
-    </w:p>
-    <w:p>
-      <w:pPr>
-        <w:pStyle w:val="Judul2"/>
-        <w:rPr>
-          <w:rFonts w:cs="Times New Roman"/>
-        </w:rPr>
-      </w:pPr>
-      <w:bookmarkStart w:id="19" w:name="_Toc218624620"/>
+      <w:bookmarkEnd w:id="19"/>
+    </w:p>
+    <w:p>
+      <w:pPr>
+        <w:pStyle w:val="Heading2"/>
+        <w:rPr>
+          <w:rFonts w:cs="Times New Roman"/>
+        </w:rPr>
+      </w:pPr>
+      <w:bookmarkStart w:id="20" w:name="_Toc218624620"/>
       <w:r>
         <w:rPr>
           <w:rFonts w:cs="Times New Roman"/>
         </w:rPr>
         <w:t>Kesimpulan</w:t>
       </w:r>
-      <w:bookmarkEnd w:id="19"/>
+      <w:bookmarkEnd w:id="20"/>
       <w:r>
         <w:rPr>
           <w:rFonts w:cs="Times New Roman"/>
@@ -7228,19 +7342,19 @@
     </w:p>
     <w:p>
       <w:pPr>
-        <w:pStyle w:val="Judul2"/>
-        <w:rPr>
-          <w:rFonts w:cs="Times New Roman"/>
-        </w:rPr>
-      </w:pPr>
-      <w:bookmarkStart w:id="20" w:name="_Toc218624621"/>
+        <w:pStyle w:val="Heading2"/>
+        <w:rPr>
+          <w:rFonts w:cs="Times New Roman"/>
+        </w:rPr>
+      </w:pPr>
+      <w:bookmarkStart w:id="21" w:name="_Toc218624621"/>
       <w:r>
         <w:rPr>
           <w:rFonts w:cs="Times New Roman"/>
         </w:rPr>
         <w:t>Saran</w:t>
       </w:r>
-      <w:bookmarkEnd w:id="20"/>
+      <w:bookmarkEnd w:id="21"/>
     </w:p>
     <w:p>
       <w:pPr>
@@ -7300,7 +7414,7 @@
     </w:p>
     <w:p>
       <w:pPr>
-        <w:pStyle w:val="Judul1"/>
+        <w:pStyle w:val="Heading1"/>
         <w:numPr>
           <w:ilvl w:val="0"/>
           <w:numId w:val="0"/>
@@ -7315,7 +7429,7 @@
         </w:rPr>
         <w:br w:type="page"/>
       </w:r>
-      <w:bookmarkStart w:id="21" w:name="_Toc218624622"/>
+      <w:bookmarkStart w:id="22" w:name="_Toc218624622"/>
       <w:r>
         <w:rPr>
           <w:rFonts w:cs="Times New Roman"/>
@@ -7323,7 +7437,7 @@
         <w:lastRenderedPageBreak/>
         <w:t>DAFTAR PUSTAKA</w:t>
       </w:r>
-      <w:bookmarkEnd w:id="21"/>
+      <w:bookmarkEnd w:id="22"/>
     </w:p>
     <w:p>
       <w:pPr>
@@ -7347,7 +7461,7 @@
       </w:pPr>
     </w:p>
     <w:sectPr>
-      <w:footerReference w:type="default" r:id="rId22"/>
+      <w:footerReference w:type="default" r:id="rId23"/>
       <w:pgSz w:w="11906" w:h="16838" w:code="9"/>
       <w:pgMar w:top="1701" w:right="1701" w:bottom="1701" w:left="2268" w:header="709" w:footer="709" w:gutter="0"/>
       <w:pgNumType w:start="1"/>
@@ -7359,7 +7473,7 @@
 </file>
 
 <file path=word/endnotes.xml><?xml version="1.0" encoding="utf-8"?>
-<w:endnotes xmlns:wpc="http://schemas.microsoft.com/office/word/2010/wordprocessingCanvas" xmlns:cx="http://schemas.microsoft.com/office/drawing/2014/chartex" xmlns:cx1="http://schemas.microsoft.com/office/drawing/2015/9/8/chartex" xmlns:cx2="http://schemas.microsoft.com/office/drawing/2015/10/21/chartex" xmlns:cx3="http://schemas.microsoft.com/office/drawing/2016/5/9/chartex" xmlns:cx4="http://schemas.microsoft.com/office/drawing/2016/5/10/chartex" xmlns:cx5="http://schemas.microsoft.com/office/drawing/2016/5/11/chartex" xmlns:cx6="http://schemas.microsoft.com/office/drawing/2016/5/12/chartex" xmlns:cx7="http://schemas.microsoft.com/office/drawing/2016/5/13/chartex" xmlns:cx8="http://schemas.microsoft.com/office/drawing/2016/5/14/chartex" xmlns:mc="http://schemas.openxmlformats.org/markup-compatibility/2006" xmlns:aink="http://schemas.microsoft.com/office/drawing/2016/ink" xmlns:am3d="http://schemas.microsoft.com/office/drawing/2017/model3d" xmlns:o="urn:schemas-microsoft-com:office:office" xmlns:oel="http://schemas.microsoft.com/office/2019/extlst" xmlns:r="http://schemas.openxmlformats.org/officeDocument/2006/relationships" xmlns:m="http://schemas.openxmlformats.org/officeDocument/2006/math" xmlns:v="urn:schemas-microsoft-com:vml" xmlns:wp14="http://schemas.microsoft.com/office/word/2010/wordprocessingDrawing" xmlns:wp="http://schemas.openxmlformats.org/drawingml/2006/wordprocessingDrawing" xmlns:w10="urn:schemas-microsoft-com:office:word" xmlns:w="http://schemas.openxmlformats.org/wordprocessingml/2006/main" xmlns:w14="http://schemas.microsoft.com/office/word/2010/wordml" xmlns:w15="http://schemas.microsoft.com/office/word/2012/wordml" xmlns:w16cex="http://schemas.microsoft.com/office/word/2018/wordml/cex" xmlns:w16cid="http://schemas.microsoft.com/office/word/2016/wordml/cid" xmlns:w16="http://schemas.microsoft.com/office/word/2018/wordml" xmlns:w16du="http://schemas.microsoft.com/office/word/2023/wordml/word16du" xmlns:w16sdtdh="http://schemas.microsoft.com/office/word/2020/wordml/sdtdatahash" xmlns:w16sdtfl="http://schemas.microsoft.com/office/word/2024/wordml/sdtformatlock" xmlns:w16se="http://schemas.microsoft.com/office/word/2015/wordml/symex" xmlns:wpg="http://schemas.microsoft.com/office/word/2010/wordprocessingGroup" xmlns:wpi="http://schemas.microsoft.com/office/word/2010/wordprocessingInk" xmlns:wne="http://schemas.microsoft.com/office/word/2006/wordml" xmlns:wps="http://schemas.microsoft.com/office/word/2010/wordprocessingShape" mc:Ignorable="w14 w15 w16se w16cid w16 w16cex w16sdtdh w16sdtfl w16du wp14">
+<w:endnotes xmlns:wpc="http://schemas.microsoft.com/office/word/2010/wordprocessingCanvas" xmlns:cx="http://schemas.microsoft.com/office/drawing/2014/chartex" xmlns:cx1="http://schemas.microsoft.com/office/drawing/2015/9/8/chartex" xmlns:mc="http://schemas.openxmlformats.org/markup-compatibility/2006" xmlns:o="urn:schemas-microsoft-com:office:office" xmlns:r="http://schemas.openxmlformats.org/officeDocument/2006/relationships" xmlns:m="http://schemas.openxmlformats.org/officeDocument/2006/math" xmlns:v="urn:schemas-microsoft-com:vml" xmlns:wp14="http://schemas.microsoft.com/office/word/2010/wordprocessingDrawing" xmlns:wp="http://schemas.openxmlformats.org/drawingml/2006/wordprocessingDrawing" xmlns:w10="urn:schemas-microsoft-com:office:word" xmlns:w="http://schemas.openxmlformats.org/wordprocessingml/2006/main" xmlns:w14="http://schemas.microsoft.com/office/word/2010/wordml" xmlns:w15="http://schemas.microsoft.com/office/word/2012/wordml" xmlns:w16se="http://schemas.microsoft.com/office/word/2015/wordml/symex" xmlns:wpg="http://schemas.microsoft.com/office/word/2010/wordprocessingGroup" xmlns:wpi="http://schemas.microsoft.com/office/word/2010/wordprocessingInk" xmlns:wne="http://schemas.microsoft.com/office/word/2006/wordml" xmlns:wps="http://schemas.microsoft.com/office/word/2010/wordprocessingShape" mc:Ignorable="w14 w15 w16se wp14">
   <w:endnote w:type="separator" w:id="-1">
     <w:p>
       <w:pPr>
@@ -7384,7 +7498,7 @@
 </file>
 
 <file path=word/footer1.xml><?xml version="1.0" encoding="utf-8"?>
-<w:ftr xmlns:wpc="http://schemas.microsoft.com/office/word/2010/wordprocessingCanvas" xmlns:cx="http://schemas.microsoft.com/office/drawing/2014/chartex" xmlns:cx1="http://schemas.microsoft.com/office/drawing/2015/9/8/chartex" xmlns:cx2="http://schemas.microsoft.com/office/drawing/2015/10/21/chartex" xmlns:cx3="http://schemas.microsoft.com/office/drawing/2016/5/9/chartex" xmlns:cx4="http://schemas.microsoft.com/office/drawing/2016/5/10/chartex" xmlns:cx5="http://schemas.microsoft.com/office/drawing/2016/5/11/chartex" xmlns:cx6="http://schemas.microsoft.com/office/drawing/2016/5/12/chartex" xmlns:cx7="http://schemas.microsoft.com/office/drawing/2016/5/13/chartex" xmlns:cx8="http://schemas.microsoft.com/office/drawing/2016/5/14/chartex" xmlns:mc="http://schemas.openxmlformats.org/markup-compatibility/2006" xmlns:aink="http://schemas.microsoft.com/office/drawing/2016/ink" xmlns:am3d="http://schemas.microsoft.com/office/drawing/2017/model3d" xmlns:o="urn:schemas-microsoft-com:office:office" xmlns:oel="http://schemas.microsoft.com/office/2019/extlst" xmlns:r="http://schemas.openxmlformats.org/officeDocument/2006/relationships" xmlns:m="http://schemas.openxmlformats.org/officeDocument/2006/math" xmlns:v="urn:schemas-microsoft-com:vml" xmlns:wp14="http://schemas.microsoft.com/office/word/2010/wordprocessingDrawing" xmlns:wp="http://schemas.openxmlformats.org/drawingml/2006/wordprocessingDrawing" xmlns:w10="urn:schemas-microsoft-com:office:word" xmlns:w="http://schemas.openxmlformats.org/wordprocessingml/2006/main" xmlns:w14="http://schemas.microsoft.com/office/word/2010/wordml" xmlns:w15="http://schemas.microsoft.com/office/word/2012/wordml" xmlns:w16cex="http://schemas.microsoft.com/office/word/2018/wordml/cex" xmlns:w16cid="http://schemas.microsoft.com/office/word/2016/wordml/cid" xmlns:w16="http://schemas.microsoft.com/office/word/2018/wordml" xmlns:w16du="http://schemas.microsoft.com/office/word/2023/wordml/word16du" xmlns:w16sdtdh="http://schemas.microsoft.com/office/word/2020/wordml/sdtdatahash" xmlns:w16sdtfl="http://schemas.microsoft.com/office/word/2024/wordml/sdtformatlock" xmlns:w16se="http://schemas.microsoft.com/office/word/2015/wordml/symex" xmlns:wpg="http://schemas.microsoft.com/office/word/2010/wordprocessingGroup" xmlns:wpi="http://schemas.microsoft.com/office/word/2010/wordprocessingInk" xmlns:wne="http://schemas.microsoft.com/office/word/2006/wordml" xmlns:wps="http://schemas.microsoft.com/office/word/2010/wordprocessingShape" mc:Ignorable="w14 w15 w16se w16cid w16 w16cex w16sdtdh w16sdtfl w16du wp14">
+<w:ftr xmlns:wpc="http://schemas.microsoft.com/office/word/2010/wordprocessingCanvas" xmlns:cx="http://schemas.microsoft.com/office/drawing/2014/chartex" xmlns:cx1="http://schemas.microsoft.com/office/drawing/2015/9/8/chartex" xmlns:mc="http://schemas.openxmlformats.org/markup-compatibility/2006" xmlns:o="urn:schemas-microsoft-com:office:office" xmlns:r="http://schemas.openxmlformats.org/officeDocument/2006/relationships" xmlns:m="http://schemas.openxmlformats.org/officeDocument/2006/math" xmlns:v="urn:schemas-microsoft-com:vml" xmlns:wp14="http://schemas.microsoft.com/office/word/2010/wordprocessingDrawing" xmlns:wp="http://schemas.openxmlformats.org/drawingml/2006/wordprocessingDrawing" xmlns:w10="urn:schemas-microsoft-com:office:word" xmlns:w="http://schemas.openxmlformats.org/wordprocessingml/2006/main" xmlns:w14="http://schemas.microsoft.com/office/word/2010/wordml" xmlns:w15="http://schemas.microsoft.com/office/word/2012/wordml" xmlns:w16se="http://schemas.microsoft.com/office/word/2015/wordml/symex" xmlns:wpg="http://schemas.microsoft.com/office/word/2010/wordprocessingGroup" xmlns:wpi="http://schemas.microsoft.com/office/word/2010/wordprocessingInk" xmlns:wne="http://schemas.microsoft.com/office/word/2006/wordml" xmlns:wps="http://schemas.microsoft.com/office/word/2010/wordprocessingShape" mc:Ignorable="w14 w15 w16se wp14">
   <w:sdt>
     <w:sdtPr>
       <w:id w:val="-616364952"/>
@@ -7417,7 +7531,7 @@
           <w:rPr>
             <w:noProof/>
           </w:rPr>
-          <w:t>2</w:t>
+          <w:t>III</w:t>
         </w:r>
         <w:r>
           <w:rPr>
@@ -7437,7 +7551,7 @@
 </file>
 
 <file path=word/footer2.xml><?xml version="1.0" encoding="utf-8"?>
-<w:ftr xmlns:wpc="http://schemas.microsoft.com/office/word/2010/wordprocessingCanvas" xmlns:cx="http://schemas.microsoft.com/office/drawing/2014/chartex" xmlns:cx1="http://schemas.microsoft.com/office/drawing/2015/9/8/chartex" xmlns:cx2="http://schemas.microsoft.com/office/drawing/2015/10/21/chartex" xmlns:cx3="http://schemas.microsoft.com/office/drawing/2016/5/9/chartex" xmlns:cx4="http://schemas.microsoft.com/office/drawing/2016/5/10/chartex" xmlns:cx5="http://schemas.microsoft.com/office/drawing/2016/5/11/chartex" xmlns:cx6="http://schemas.microsoft.com/office/drawing/2016/5/12/chartex" xmlns:cx7="http://schemas.microsoft.com/office/drawing/2016/5/13/chartex" xmlns:cx8="http://schemas.microsoft.com/office/drawing/2016/5/14/chartex" xmlns:mc="http://schemas.openxmlformats.org/markup-compatibility/2006" xmlns:aink="http://schemas.microsoft.com/office/drawing/2016/ink" xmlns:am3d="http://schemas.microsoft.com/office/drawing/2017/model3d" xmlns:o="urn:schemas-microsoft-com:office:office" xmlns:oel="http://schemas.microsoft.com/office/2019/extlst" xmlns:r="http://schemas.openxmlformats.org/officeDocument/2006/relationships" xmlns:m="http://schemas.openxmlformats.org/officeDocument/2006/math" xmlns:v="urn:schemas-microsoft-com:vml" xmlns:wp14="http://schemas.microsoft.com/office/word/2010/wordprocessingDrawing" xmlns:wp="http://schemas.openxmlformats.org/drawingml/2006/wordprocessingDrawing" xmlns:w10="urn:schemas-microsoft-com:office:word" xmlns:w="http://schemas.openxmlformats.org/wordprocessingml/2006/main" xmlns:w14="http://schemas.microsoft.com/office/word/2010/wordml" xmlns:w15="http://schemas.microsoft.com/office/word/2012/wordml" xmlns:w16cex="http://schemas.microsoft.com/office/word/2018/wordml/cex" xmlns:w16cid="http://schemas.microsoft.com/office/word/2016/wordml/cid" xmlns:w16="http://schemas.microsoft.com/office/word/2018/wordml" xmlns:w16du="http://schemas.microsoft.com/office/word/2023/wordml/word16du" xmlns:w16sdtdh="http://schemas.microsoft.com/office/word/2020/wordml/sdtdatahash" xmlns:w16sdtfl="http://schemas.microsoft.com/office/word/2024/wordml/sdtformatlock" xmlns:w16se="http://schemas.microsoft.com/office/word/2015/wordml/symex" xmlns:wpg="http://schemas.microsoft.com/office/word/2010/wordprocessingGroup" xmlns:wpi="http://schemas.microsoft.com/office/word/2010/wordprocessingInk" xmlns:wne="http://schemas.microsoft.com/office/word/2006/wordml" xmlns:wps="http://schemas.microsoft.com/office/word/2010/wordprocessingShape" mc:Ignorable="w14 w15 w16se w16cid w16 w16cex w16sdtdh w16sdtfl w16du wp14">
+<w:ftr xmlns:wpc="http://schemas.microsoft.com/office/word/2010/wordprocessingCanvas" xmlns:cx="http://schemas.microsoft.com/office/drawing/2014/chartex" xmlns:cx1="http://schemas.microsoft.com/office/drawing/2015/9/8/chartex" xmlns:mc="http://schemas.openxmlformats.org/markup-compatibility/2006" xmlns:o="urn:schemas-microsoft-com:office:office" xmlns:r="http://schemas.openxmlformats.org/officeDocument/2006/relationships" xmlns:m="http://schemas.openxmlformats.org/officeDocument/2006/math" xmlns:v="urn:schemas-microsoft-com:vml" xmlns:wp14="http://schemas.microsoft.com/office/word/2010/wordprocessingDrawing" xmlns:wp="http://schemas.openxmlformats.org/drawingml/2006/wordprocessingDrawing" xmlns:w10="urn:schemas-microsoft-com:office:word" xmlns:w="http://schemas.openxmlformats.org/wordprocessingml/2006/main" xmlns:w14="http://schemas.microsoft.com/office/word/2010/wordml" xmlns:w15="http://schemas.microsoft.com/office/word/2012/wordml" xmlns:w16se="http://schemas.microsoft.com/office/word/2015/wordml/symex" xmlns:wpg="http://schemas.microsoft.com/office/word/2010/wordprocessingGroup" xmlns:wpi="http://schemas.microsoft.com/office/word/2010/wordprocessingInk" xmlns:wne="http://schemas.microsoft.com/office/word/2006/wordml" xmlns:wps="http://schemas.microsoft.com/office/word/2010/wordprocessingShape" mc:Ignorable="w14 w15 w16se wp14">
   <w:sdt>
     <w:sdtPr>
       <w:id w:val="1349063557"/>
@@ -7470,7 +7584,7 @@
           <w:rPr>
             <w:noProof/>
           </w:rPr>
-          <w:t>2</w:t>
+          <w:t>14</w:t>
         </w:r>
         <w:r>
           <w:rPr>
@@ -7490,7 +7604,7 @@
 </file>
 
 <file path=word/footnotes.xml><?xml version="1.0" encoding="utf-8"?>
-<w:footnotes xmlns:wpc="http://schemas.microsoft.com/office/word/2010/wordprocessingCanvas" xmlns:cx="http://schemas.microsoft.com/office/drawing/2014/chartex" xmlns:cx1="http://schemas.microsoft.com/office/drawing/2015/9/8/chartex" xmlns:cx2="http://schemas.microsoft.com/office/drawing/2015/10/21/chartex" xmlns:cx3="http://schemas.microsoft.com/office/drawing/2016/5/9/chartex" xmlns:cx4="http://schemas.microsoft.com/office/drawing/2016/5/10/chartex" xmlns:cx5="http://schemas.microsoft.com/office/drawing/2016/5/11/chartex" xmlns:cx6="http://schemas.microsoft.com/office/drawing/2016/5/12/chartex" xmlns:cx7="http://schemas.microsoft.com/office/drawing/2016/5/13/chartex" xmlns:cx8="http://schemas.microsoft.com/office/drawing/2016/5/14/chartex" xmlns:mc="http://schemas.openxmlformats.org/markup-compatibility/2006" xmlns:aink="http://schemas.microsoft.com/office/drawing/2016/ink" xmlns:am3d="http://schemas.microsoft.com/office/drawing/2017/model3d" xmlns:o="urn:schemas-microsoft-com:office:office" xmlns:oel="http://schemas.microsoft.com/office/2019/extlst" xmlns:r="http://schemas.openxmlformats.org/officeDocument/2006/relationships" xmlns:m="http://schemas.openxmlformats.org/officeDocument/2006/math" xmlns:v="urn:schemas-microsoft-com:vml" xmlns:wp14="http://schemas.microsoft.com/office/word/2010/wordprocessingDrawing" xmlns:wp="http://schemas.openxmlformats.org/drawingml/2006/wordprocessingDrawing" xmlns:w10="urn:schemas-microsoft-com:office:word" xmlns:w="http://schemas.openxmlformats.org/wordprocessingml/2006/main" xmlns:w14="http://schemas.microsoft.com/office/word/2010/wordml" xmlns:w15="http://schemas.microsoft.com/office/word/2012/wordml" xmlns:w16cex="http://schemas.microsoft.com/office/word/2018/wordml/cex" xmlns:w16cid="http://schemas.microsoft.com/office/word/2016/wordml/cid" xmlns:w16="http://schemas.microsoft.com/office/word/2018/wordml" xmlns:w16du="http://schemas.microsoft.com/office/word/2023/wordml/word16du" xmlns:w16sdtdh="http://schemas.microsoft.com/office/word/2020/wordml/sdtdatahash" xmlns:w16sdtfl="http://schemas.microsoft.com/office/word/2024/wordml/sdtformatlock" xmlns:w16se="http://schemas.microsoft.com/office/word/2015/wordml/symex" xmlns:wpg="http://schemas.microsoft.com/office/word/2010/wordprocessingGroup" xmlns:wpi="http://schemas.microsoft.com/office/word/2010/wordprocessingInk" xmlns:wne="http://schemas.microsoft.com/office/word/2006/wordml" xmlns:wps="http://schemas.microsoft.com/office/word/2010/wordprocessingShape" mc:Ignorable="w14 w15 w16se w16cid w16 w16cex w16sdtdh w16sdtfl w16du wp14">
+<w:footnotes xmlns:wpc="http://schemas.microsoft.com/office/word/2010/wordprocessingCanvas" xmlns:cx="http://schemas.microsoft.com/office/drawing/2014/chartex" xmlns:cx1="http://schemas.microsoft.com/office/drawing/2015/9/8/chartex" xmlns:mc="http://schemas.openxmlformats.org/markup-compatibility/2006" xmlns:o="urn:schemas-microsoft-com:office:office" xmlns:r="http://schemas.openxmlformats.org/officeDocument/2006/relationships" xmlns:m="http://schemas.openxmlformats.org/officeDocument/2006/math" xmlns:v="urn:schemas-microsoft-com:vml" xmlns:wp14="http://schemas.microsoft.com/office/word/2010/wordprocessingDrawing" xmlns:wp="http://schemas.openxmlformats.org/drawingml/2006/wordprocessingDrawing" xmlns:w10="urn:schemas-microsoft-com:office:word" xmlns:w="http://schemas.openxmlformats.org/wordprocessingml/2006/main" xmlns:w14="http://schemas.microsoft.com/office/word/2010/wordml" xmlns:w15="http://schemas.microsoft.com/office/word/2012/wordml" xmlns:w16se="http://schemas.microsoft.com/office/word/2015/wordml/symex" xmlns:wpg="http://schemas.microsoft.com/office/word/2010/wordprocessingGroup" xmlns:wpi="http://schemas.microsoft.com/office/word/2010/wordprocessingInk" xmlns:wne="http://schemas.microsoft.com/office/word/2006/wordml" xmlns:wps="http://schemas.microsoft.com/office/word/2010/wordprocessingShape" mc:Ignorable="w14 w15 w16se wp14">
   <w:footnote w:type="separator" w:id="-1">
     <w:p>
       <w:pPr>
@@ -7515,7 +7629,7 @@
 </file>
 
 <file path=word/header1.xml><?xml version="1.0" encoding="utf-8"?>
-<w:hdr xmlns:wpc="http://schemas.microsoft.com/office/word/2010/wordprocessingCanvas" xmlns:cx="http://schemas.microsoft.com/office/drawing/2014/chartex" xmlns:cx1="http://schemas.microsoft.com/office/drawing/2015/9/8/chartex" xmlns:cx2="http://schemas.microsoft.com/office/drawing/2015/10/21/chartex" xmlns:cx3="http://schemas.microsoft.com/office/drawing/2016/5/9/chartex" xmlns:cx4="http://schemas.microsoft.com/office/drawing/2016/5/10/chartex" xmlns:cx5="http://schemas.microsoft.com/office/drawing/2016/5/11/chartex" xmlns:cx6="http://schemas.microsoft.com/office/drawing/2016/5/12/chartex" xmlns:cx7="http://schemas.microsoft.com/office/drawing/2016/5/13/chartex" xmlns:cx8="http://schemas.microsoft.com/office/drawing/2016/5/14/chartex" xmlns:mc="http://schemas.openxmlformats.org/markup-compatibility/2006" xmlns:aink="http://schemas.microsoft.com/office/drawing/2016/ink" xmlns:am3d="http://schemas.microsoft.com/office/drawing/2017/model3d" xmlns:o="urn:schemas-microsoft-com:office:office" xmlns:oel="http://schemas.microsoft.com/office/2019/extlst" xmlns:r="http://schemas.openxmlformats.org/officeDocument/2006/relationships" xmlns:m="http://schemas.openxmlformats.org/officeDocument/2006/math" xmlns:v="urn:schemas-microsoft-com:vml" xmlns:wp14="http://schemas.microsoft.com/office/word/2010/wordprocessingDrawing" xmlns:wp="http://schemas.openxmlformats.org/drawingml/2006/wordprocessingDrawing" xmlns:w10="urn:schemas-microsoft-com:office:word" xmlns:w="http://schemas.openxmlformats.org/wordprocessingml/2006/main" xmlns:w14="http://schemas.microsoft.com/office/word/2010/wordml" xmlns:w15="http://schemas.microsoft.com/office/word/2012/wordml" xmlns:w16cex="http://schemas.microsoft.com/office/word/2018/wordml/cex" xmlns:w16cid="http://schemas.microsoft.com/office/word/2016/wordml/cid" xmlns:w16="http://schemas.microsoft.com/office/word/2018/wordml" xmlns:w16du="http://schemas.microsoft.com/office/word/2023/wordml/word16du" xmlns:w16sdtdh="http://schemas.microsoft.com/office/word/2020/wordml/sdtdatahash" xmlns:w16sdtfl="http://schemas.microsoft.com/office/word/2024/wordml/sdtformatlock" xmlns:w16se="http://schemas.microsoft.com/office/word/2015/wordml/symex" xmlns:wpg="http://schemas.microsoft.com/office/word/2010/wordprocessingGroup" xmlns:wpi="http://schemas.microsoft.com/office/word/2010/wordprocessingInk" xmlns:wne="http://schemas.microsoft.com/office/word/2006/wordml" xmlns:wps="http://schemas.microsoft.com/office/word/2010/wordprocessingShape" mc:Ignorable="w14 w15 w16se w16cid w16 w16cex w16sdtdh w16sdtfl w16du wp14">
+<w:hdr xmlns:wpc="http://schemas.microsoft.com/office/word/2010/wordprocessingCanvas" xmlns:cx="http://schemas.microsoft.com/office/drawing/2014/chartex" xmlns:cx1="http://schemas.microsoft.com/office/drawing/2015/9/8/chartex" xmlns:mc="http://schemas.openxmlformats.org/markup-compatibility/2006" xmlns:o="urn:schemas-microsoft-com:office:office" xmlns:r="http://schemas.openxmlformats.org/officeDocument/2006/relationships" xmlns:m="http://schemas.openxmlformats.org/officeDocument/2006/math" xmlns:v="urn:schemas-microsoft-com:vml" xmlns:wp14="http://schemas.microsoft.com/office/word/2010/wordprocessingDrawing" xmlns:wp="http://schemas.openxmlformats.org/drawingml/2006/wordprocessingDrawing" xmlns:w10="urn:schemas-microsoft-com:office:word" xmlns:w="http://schemas.openxmlformats.org/wordprocessingml/2006/main" xmlns:w14="http://schemas.microsoft.com/office/word/2010/wordml" xmlns:w15="http://schemas.microsoft.com/office/word/2012/wordml" xmlns:w16se="http://schemas.microsoft.com/office/word/2015/wordml/symex" xmlns:wpg="http://schemas.microsoft.com/office/word/2010/wordprocessingGroup" xmlns:wpi="http://schemas.microsoft.com/office/word/2010/wordprocessingInk" xmlns:wne="http://schemas.microsoft.com/office/word/2006/wordml" xmlns:wps="http://schemas.microsoft.com/office/word/2010/wordprocessingShape" mc:Ignorable="w14 w15 w16se wp14">
   <w:p>
     <w:pPr>
       <w:pStyle w:val="Header"/>
@@ -7533,8 +7647,183 @@
 </file>
 
 <file path=word/numbering.xml><?xml version="1.0" encoding="utf-8"?>
-<w:numbering xmlns:wpc="http://schemas.microsoft.com/office/word/2010/wordprocessingCanvas" xmlns:cx="http://schemas.microsoft.com/office/drawing/2014/chartex" xmlns:cx1="http://schemas.microsoft.com/office/drawing/2015/9/8/chartex" xmlns:cx2="http://schemas.microsoft.com/office/drawing/2015/10/21/chartex" xmlns:cx3="http://schemas.microsoft.com/office/drawing/2016/5/9/chartex" xmlns:cx4="http://schemas.microsoft.com/office/drawing/2016/5/10/chartex" xmlns:cx5="http://schemas.microsoft.com/office/drawing/2016/5/11/chartex" xmlns:cx6="http://schemas.microsoft.com/office/drawing/2016/5/12/chartex" xmlns:cx7="http://schemas.microsoft.com/office/drawing/2016/5/13/chartex" xmlns:cx8="http://schemas.microsoft.com/office/drawing/2016/5/14/chartex" xmlns:mc="http://schemas.openxmlformats.org/markup-compatibility/2006" xmlns:aink="http://schemas.microsoft.com/office/drawing/2016/ink" xmlns:am3d="http://schemas.microsoft.com/office/drawing/2017/model3d" xmlns:o="urn:schemas-microsoft-com:office:office" xmlns:oel="http://schemas.microsoft.com/office/2019/extlst" xmlns:r="http://schemas.openxmlformats.org/officeDocument/2006/relationships" xmlns:m="http://schemas.openxmlformats.org/officeDocument/2006/math" xmlns:v="urn:schemas-microsoft-com:vml" xmlns:wp14="http://schemas.microsoft.com/office/word/2010/wordprocessingDrawing" xmlns:wp="http://schemas.openxmlformats.org/drawingml/2006/wordprocessingDrawing" xmlns:w10="urn:schemas-microsoft-com:office:word" xmlns:w="http://schemas.openxmlformats.org/wordprocessingml/2006/main" xmlns:w14="http://schemas.microsoft.com/office/word/2010/wordml" xmlns:w15="http://schemas.microsoft.com/office/word/2012/wordml" xmlns:w16cex="http://schemas.microsoft.com/office/word/2018/wordml/cex" xmlns:w16cid="http://schemas.microsoft.com/office/word/2016/wordml/cid" xmlns:w16="http://schemas.microsoft.com/office/word/2018/wordml" xmlns:w16du="http://schemas.microsoft.com/office/word/2023/wordml/word16du" xmlns:w16sdtdh="http://schemas.microsoft.com/office/word/2020/wordml/sdtdatahash" xmlns:w16sdtfl="http://schemas.microsoft.com/office/word/2024/wordml/sdtformatlock" xmlns:w16se="http://schemas.microsoft.com/office/word/2015/wordml/symex" xmlns:wpg="http://schemas.microsoft.com/office/word/2010/wordprocessingGroup" xmlns:wpi="http://schemas.microsoft.com/office/word/2010/wordprocessingInk" xmlns:wne="http://schemas.microsoft.com/office/word/2006/wordml" xmlns:wps="http://schemas.microsoft.com/office/word/2010/wordprocessingShape" mc:Ignorable="w14 w15 w16se w16cid w16 w16cex w16sdtdh w16sdtfl w16du wp14">
+<w:numbering xmlns:wpc="http://schemas.microsoft.com/office/word/2010/wordprocessingCanvas" xmlns:cx="http://schemas.microsoft.com/office/drawing/2014/chartex" xmlns:cx1="http://schemas.microsoft.com/office/drawing/2015/9/8/chartex" xmlns:mc="http://schemas.openxmlformats.org/markup-compatibility/2006" xmlns:o="urn:schemas-microsoft-com:office:office" xmlns:r="http://schemas.openxmlformats.org/officeDocument/2006/relationships" xmlns:m="http://schemas.openxmlformats.org/officeDocument/2006/math" xmlns:v="urn:schemas-microsoft-com:vml" xmlns:wp14="http://schemas.microsoft.com/office/word/2010/wordprocessingDrawing" xmlns:wp="http://schemas.openxmlformats.org/drawingml/2006/wordprocessingDrawing" xmlns:w10="urn:schemas-microsoft-com:office:word" xmlns:w="http://schemas.openxmlformats.org/wordprocessingml/2006/main" xmlns:w14="http://schemas.microsoft.com/office/word/2010/wordml" xmlns:w15="http://schemas.microsoft.com/office/word/2012/wordml" xmlns:w16se="http://schemas.microsoft.com/office/word/2015/wordml/symex" xmlns:wpg="http://schemas.microsoft.com/office/word/2010/wordprocessingGroup" xmlns:wpi="http://schemas.microsoft.com/office/word/2010/wordprocessingInk" xmlns:wne="http://schemas.microsoft.com/office/word/2006/wordml" xmlns:wps="http://schemas.microsoft.com/office/word/2010/wordprocessingShape" mc:Ignorable="w14 w15 w16se wp14">
   <w:abstractNum w:abstractNumId="0" w15:restartNumberingAfterBreak="0">
+    <w:nsid w:val="24982326"/>
+    <w:multiLevelType w:val="hybridMultilevel"/>
+    <w:tmpl w:val="22AA4BB0"/>
+    <w:lvl w:ilvl="0" w:tplc="38090015">
+      <w:start w:val="1"/>
+      <w:numFmt w:val="upperLetter"/>
+      <w:lvlText w:val="%1."/>
+      <w:lvlJc w:val="left"/>
+      <w:pPr>
+        <w:ind w:left="1080" w:hanging="360"/>
+      </w:pPr>
+      <w:rPr>
+        <w:rFonts w:hint="default"/>
+      </w:rPr>
+    </w:lvl>
+    <w:lvl w:ilvl="1" w:tplc="04090019" w:tentative="1">
+      <w:start w:val="1"/>
+      <w:numFmt w:val="lowerLetter"/>
+      <w:lvlText w:val="%2."/>
+      <w:lvlJc w:val="left"/>
+      <w:pPr>
+        <w:ind w:left="1800" w:hanging="360"/>
+      </w:pPr>
+    </w:lvl>
+    <w:lvl w:ilvl="2" w:tplc="0409001B" w:tentative="1">
+      <w:start w:val="1"/>
+      <w:numFmt w:val="lowerRoman"/>
+      <w:lvlText w:val="%3."/>
+      <w:lvlJc w:val="right"/>
+      <w:pPr>
+        <w:ind w:left="2520" w:hanging="180"/>
+      </w:pPr>
+    </w:lvl>
+    <w:lvl w:ilvl="3" w:tplc="0409000F" w:tentative="1">
+      <w:start w:val="1"/>
+      <w:numFmt w:val="decimal"/>
+      <w:lvlText w:val="%4."/>
+      <w:lvlJc w:val="left"/>
+      <w:pPr>
+        <w:ind w:left="3240" w:hanging="360"/>
+      </w:pPr>
+    </w:lvl>
+    <w:lvl w:ilvl="4" w:tplc="04090019" w:tentative="1">
+      <w:start w:val="1"/>
+      <w:numFmt w:val="lowerLetter"/>
+      <w:lvlText w:val="%5."/>
+      <w:lvlJc w:val="left"/>
+      <w:pPr>
+        <w:ind w:left="3960" w:hanging="360"/>
+      </w:pPr>
+    </w:lvl>
+    <w:lvl w:ilvl="5" w:tplc="0409001B" w:tentative="1">
+      <w:start w:val="1"/>
+      <w:numFmt w:val="lowerRoman"/>
+      <w:lvlText w:val="%6."/>
+      <w:lvlJc w:val="right"/>
+      <w:pPr>
+        <w:ind w:left="4680" w:hanging="180"/>
+      </w:pPr>
+    </w:lvl>
+    <w:lvl w:ilvl="6" w:tplc="0409000F" w:tentative="1">
+      <w:start w:val="1"/>
+      <w:numFmt w:val="decimal"/>
+      <w:lvlText w:val="%7."/>
+      <w:lvlJc w:val="left"/>
+      <w:pPr>
+        <w:ind w:left="5400" w:hanging="360"/>
+      </w:pPr>
+    </w:lvl>
+    <w:lvl w:ilvl="7" w:tplc="04090019" w:tentative="1">
+      <w:start w:val="1"/>
+      <w:numFmt w:val="lowerLetter"/>
+      <w:lvlText w:val="%8."/>
+      <w:lvlJc w:val="left"/>
+      <w:pPr>
+        <w:ind w:left="6120" w:hanging="360"/>
+      </w:pPr>
+    </w:lvl>
+    <w:lvl w:ilvl="8" w:tplc="0409001B" w:tentative="1">
+      <w:start w:val="1"/>
+      <w:numFmt w:val="lowerRoman"/>
+      <w:lvlText w:val="%9."/>
+      <w:lvlJc w:val="right"/>
+      <w:pPr>
+        <w:ind w:left="6840" w:hanging="180"/>
+      </w:pPr>
+    </w:lvl>
+  </w:abstractNum>
+  <w:abstractNum w:abstractNumId="1" w15:restartNumberingAfterBreak="0">
+    <w:nsid w:val="33CE1BC0"/>
+    <w:multiLevelType w:val="hybridMultilevel"/>
+    <w:tmpl w:val="B5E0D55C"/>
+    <w:lvl w:ilvl="0" w:tplc="0409000F">
+      <w:start w:val="1"/>
+      <w:numFmt w:val="decimal"/>
+      <w:lvlText w:val="%1."/>
+      <w:lvlJc w:val="left"/>
+      <w:pPr>
+        <w:ind w:left="1440" w:hanging="360"/>
+      </w:pPr>
+    </w:lvl>
+    <w:lvl w:ilvl="1" w:tplc="04090019" w:tentative="1">
+      <w:start w:val="1"/>
+      <w:numFmt w:val="lowerLetter"/>
+      <w:lvlText w:val="%2."/>
+      <w:lvlJc w:val="left"/>
+      <w:pPr>
+        <w:ind w:left="2160" w:hanging="360"/>
+      </w:pPr>
+    </w:lvl>
+    <w:lvl w:ilvl="2" w:tplc="0409001B" w:tentative="1">
+      <w:start w:val="1"/>
+      <w:numFmt w:val="lowerRoman"/>
+      <w:lvlText w:val="%3."/>
+      <w:lvlJc w:val="right"/>
+      <w:pPr>
+        <w:ind w:left="2880" w:hanging="180"/>
+      </w:pPr>
+    </w:lvl>
+    <w:lvl w:ilvl="3" w:tplc="0409000F" w:tentative="1">
+      <w:start w:val="1"/>
+      <w:numFmt w:val="decimal"/>
+      <w:lvlText w:val="%4."/>
+      <w:lvlJc w:val="left"/>
+      <w:pPr>
+        <w:ind w:left="3600" w:hanging="360"/>
+      </w:pPr>
+    </w:lvl>
+    <w:lvl w:ilvl="4" w:tplc="04090019" w:tentative="1">
+      <w:start w:val="1"/>
+      <w:numFmt w:val="lowerLetter"/>
+      <w:lvlText w:val="%5."/>
+      <w:lvlJc w:val="left"/>
+      <w:pPr>
+        <w:ind w:left="4320" w:hanging="360"/>
+      </w:pPr>
+    </w:lvl>
+    <w:lvl w:ilvl="5" w:tplc="0409001B" w:tentative="1">
+      <w:start w:val="1"/>
+      <w:numFmt w:val="lowerRoman"/>
+      <w:lvlText w:val="%6."/>
+      <w:lvlJc w:val="right"/>
+      <w:pPr>
+        <w:ind w:left="5040" w:hanging="180"/>
+      </w:pPr>
+    </w:lvl>
+    <w:lvl w:ilvl="6" w:tplc="0409000F" w:tentative="1">
+      <w:start w:val="1"/>
+      <w:numFmt w:val="decimal"/>
+      <w:lvlText w:val="%7."/>
+      <w:lvlJc w:val="left"/>
+      <w:pPr>
+        <w:ind w:left="5760" w:hanging="360"/>
+      </w:pPr>
+    </w:lvl>
+    <w:lvl w:ilvl="7" w:tplc="04090019" w:tentative="1">
+      <w:start w:val="1"/>
+      <w:numFmt w:val="lowerLetter"/>
+      <w:lvlText w:val="%8."/>
+      <w:lvlJc w:val="left"/>
+      <w:pPr>
+        <w:ind w:left="6480" w:hanging="360"/>
+      </w:pPr>
+    </w:lvl>
+    <w:lvl w:ilvl="8" w:tplc="0409001B" w:tentative="1">
+      <w:start w:val="1"/>
+      <w:numFmt w:val="lowerRoman"/>
+      <w:lvlText w:val="%9."/>
+      <w:lvlJc w:val="right"/>
+      <w:pPr>
+        <w:ind w:left="7200" w:hanging="180"/>
+      </w:pPr>
+    </w:lvl>
+  </w:abstractNum>
+  <w:abstractNum w:abstractNumId="2" w15:restartNumberingAfterBreak="0">
     <w:nsid w:val="478A40A9"/>
     <w:multiLevelType w:val="multilevel"/>
     <w:tmpl w:val="38090025"/>
@@ -7620,7 +7909,7 @@
       </w:pPr>
     </w:lvl>
   </w:abstractNum>
-  <w:abstractNum w:abstractNumId="1" w15:restartNumberingAfterBreak="0">
+  <w:abstractNum w:abstractNumId="3" w15:restartNumberingAfterBreak="0">
     <w:nsid w:val="4D771674"/>
     <w:multiLevelType w:val="multilevel"/>
     <w:tmpl w:val="168A2D62"/>
@@ -7752,7 +8041,7 @@
       </w:rPr>
     </w:lvl>
   </w:abstractNum>
-  <w:abstractNum w:abstractNumId="2" w15:restartNumberingAfterBreak="0">
+  <w:abstractNum w:abstractNumId="4" w15:restartNumberingAfterBreak="0">
     <w:nsid w:val="5CB31611"/>
     <w:multiLevelType w:val="hybridMultilevel"/>
     <w:tmpl w:val="803871E8"/>
@@ -7838,14 +8127,14 @@
       </w:pPr>
     </w:lvl>
   </w:abstractNum>
-  <w:abstractNum w:abstractNumId="3" w15:restartNumberingAfterBreak="0">
+  <w:abstractNum w:abstractNumId="5" w15:restartNumberingAfterBreak="0">
     <w:nsid w:val="7ABB3658"/>
     <w:multiLevelType w:val="multilevel"/>
     <w:tmpl w:val="C40A5DB2"/>
     <w:lvl w:ilvl="0">
       <w:start w:val="1"/>
       <w:numFmt w:val="upperRoman"/>
-      <w:pStyle w:val="Judul1"/>
+      <w:pStyle w:val="Heading1"/>
       <w:suff w:val="nothing"/>
       <w:lvlText w:val="BAB %1"/>
       <w:lvlJc w:val="left"/>
@@ -7859,7 +8148,7 @@
     <w:lvl w:ilvl="1">
       <w:start w:val="1"/>
       <w:numFmt w:val="decimal"/>
-      <w:pStyle w:val="Judul2"/>
+      <w:pStyle w:val="Heading2"/>
       <w:isLgl/>
       <w:suff w:val="space"/>
       <w:lvlText w:val="%1.%2"/>
@@ -7874,7 +8163,7 @@
     <w:lvl w:ilvl="2">
       <w:start w:val="1"/>
       <w:numFmt w:val="decimal"/>
-      <w:pStyle w:val="Judul3"/>
+      <w:pStyle w:val="Heading3"/>
       <w:isLgl/>
       <w:suff w:val="nothing"/>
       <w:lvlText w:val="%1.%2.%3"/>
@@ -7889,7 +8178,7 @@
     <w:lvl w:ilvl="3">
       <w:start w:val="1"/>
       <w:numFmt w:val="decimal"/>
-      <w:pStyle w:val="Judul4"/>
+      <w:pStyle w:val="Heading4"/>
       <w:lvlText w:val="%1.%2.%3.%4"/>
       <w:lvlJc w:val="left"/>
       <w:pPr>
@@ -7902,7 +8191,7 @@
     <w:lvl w:ilvl="4">
       <w:start w:val="1"/>
       <w:numFmt w:val="decimal"/>
-      <w:pStyle w:val="Judul5"/>
+      <w:pStyle w:val="Heading5"/>
       <w:lvlText w:val="%1.%2.%3.%4.%5"/>
       <w:lvlJc w:val="left"/>
       <w:pPr>
@@ -7915,7 +8204,7 @@
     <w:lvl w:ilvl="5">
       <w:start w:val="1"/>
       <w:numFmt w:val="decimal"/>
-      <w:pStyle w:val="Judul6"/>
+      <w:pStyle w:val="Heading6"/>
       <w:lvlText w:val="%1.%2.%3.%4.%5.%6"/>
       <w:lvlJc w:val="left"/>
       <w:pPr>
@@ -7928,7 +8217,7 @@
     <w:lvl w:ilvl="6">
       <w:start w:val="1"/>
       <w:numFmt w:val="decimal"/>
-      <w:pStyle w:val="Judul7"/>
+      <w:pStyle w:val="Heading7"/>
       <w:lvlText w:val="%1.%2.%3.%4.%5.%6.%7"/>
       <w:lvlJc w:val="left"/>
       <w:pPr>
@@ -7941,7 +8230,7 @@
     <w:lvl w:ilvl="7">
       <w:start w:val="1"/>
       <w:numFmt w:val="decimal"/>
-      <w:pStyle w:val="Judul8"/>
+      <w:pStyle w:val="Heading8"/>
       <w:lvlText w:val="%1.%2.%3.%4.%5.%6.%7.%8"/>
       <w:lvlJc w:val="left"/>
       <w:pPr>
@@ -7954,7 +8243,7 @@
     <w:lvl w:ilvl="8">
       <w:start w:val="1"/>
       <w:numFmt w:val="decimal"/>
-      <w:pStyle w:val="Judul9"/>
+      <w:pStyle w:val="Heading9"/>
       <w:lvlText w:val="%1.%2.%3.%4.%5.%6.%7.%8.%9"/>
       <w:lvlJc w:val="left"/>
       <w:pPr>
@@ -7965,19 +8254,19 @@
       </w:rPr>
     </w:lvl>
   </w:abstractNum>
-  <w:num w:numId="1" w16cid:durableId="1519080181">
-    <w:abstractNumId w:val="3"/>
+  <w:num w:numId="1">
+    <w:abstractNumId w:val="5"/>
   </w:num>
-  <w:num w:numId="2" w16cid:durableId="1425304959">
-    <w:abstractNumId w:val="0"/>
+  <w:num w:numId="2">
+    <w:abstractNumId w:val="2"/>
   </w:num>
-  <w:num w:numId="3" w16cid:durableId="174154857">
-    <w:abstractNumId w:val="3"/>
+  <w:num w:numId="3">
+    <w:abstractNumId w:val="5"/>
     <w:lvlOverride w:ilvl="0">
       <w:lvl w:ilvl="0">
         <w:start w:val="1"/>
         <w:numFmt w:val="upperRoman"/>
-        <w:pStyle w:val="Judul1"/>
+        <w:pStyle w:val="Heading1"/>
         <w:suff w:val="nothing"/>
         <w:lvlText w:val="BAB %1"/>
         <w:lvlJc w:val="left"/>
@@ -7993,7 +8282,7 @@
       <w:lvl w:ilvl="1">
         <w:start w:val="1"/>
         <w:numFmt w:val="decimal"/>
-        <w:pStyle w:val="Judul2"/>
+        <w:pStyle w:val="Heading2"/>
         <w:isLgl/>
         <w:suff w:val="space"/>
         <w:lvlText w:val="%1.%2"/>
@@ -8010,7 +8299,7 @@
       <w:lvl w:ilvl="2">
         <w:start w:val="1"/>
         <w:numFmt w:val="decimal"/>
-        <w:pStyle w:val="Judul3"/>
+        <w:pStyle w:val="Heading3"/>
         <w:isLgl/>
         <w:suff w:val="nothing"/>
         <w:lvlText w:val="%1.%2.%3"/>
@@ -8027,7 +8316,7 @@
       <w:lvl w:ilvl="3">
         <w:start w:val="1"/>
         <w:numFmt w:val="decimal"/>
-        <w:pStyle w:val="Judul4"/>
+        <w:pStyle w:val="Heading4"/>
         <w:lvlText w:val="%1.%2.%3.%4"/>
         <w:lvlJc w:val="left"/>
         <w:pPr>
@@ -8042,7 +8331,7 @@
       <w:lvl w:ilvl="4">
         <w:start w:val="1"/>
         <w:numFmt w:val="decimal"/>
-        <w:pStyle w:val="Judul5"/>
+        <w:pStyle w:val="Heading5"/>
         <w:lvlText w:val="%1.%2.%3.%4.%5"/>
         <w:lvlJc w:val="left"/>
         <w:pPr>
@@ -8057,7 +8346,7 @@
       <w:lvl w:ilvl="5">
         <w:start w:val="1"/>
         <w:numFmt w:val="decimal"/>
-        <w:pStyle w:val="Judul6"/>
+        <w:pStyle w:val="Heading6"/>
         <w:lvlText w:val="%1.%2.%3.%4.%5.%6"/>
         <w:lvlJc w:val="left"/>
         <w:pPr>
@@ -8072,7 +8361,7 @@
       <w:lvl w:ilvl="6">
         <w:start w:val="1"/>
         <w:numFmt w:val="decimal"/>
-        <w:pStyle w:val="Judul7"/>
+        <w:pStyle w:val="Heading7"/>
         <w:lvlText w:val="%1.%2.%3.%4.%5.%6.%7"/>
         <w:lvlJc w:val="left"/>
         <w:pPr>
@@ -8087,7 +8376,7 @@
       <w:lvl w:ilvl="7">
         <w:start w:val="1"/>
         <w:numFmt w:val="decimal"/>
-        <w:pStyle w:val="Judul8"/>
+        <w:pStyle w:val="Heading8"/>
         <w:lvlText w:val="%1.%2.%3.%4.%5.%6.%7.%8"/>
         <w:lvlJc w:val="left"/>
         <w:pPr>
@@ -8102,7 +8391,7 @@
       <w:lvl w:ilvl="8">
         <w:start w:val="1"/>
         <w:numFmt w:val="decimal"/>
-        <w:pStyle w:val="Judul9"/>
+        <w:pStyle w:val="Heading9"/>
         <w:lvlText w:val="%1.%2.%3.%4.%5.%6.%7.%8.%9"/>
         <w:lvlJc w:val="left"/>
         <w:pPr>
@@ -8114,17 +8403,23 @@
       </w:lvl>
     </w:lvlOverride>
   </w:num>
-  <w:num w:numId="4" w16cid:durableId="1628314881">
+  <w:num w:numId="4">
+    <w:abstractNumId w:val="3"/>
+  </w:num>
+  <w:num w:numId="5">
+    <w:abstractNumId w:val="4"/>
+  </w:num>
+  <w:num w:numId="6">
     <w:abstractNumId w:val="1"/>
   </w:num>
-  <w:num w:numId="5" w16cid:durableId="868762884">
-    <w:abstractNumId w:val="2"/>
+  <w:num w:numId="7">
+    <w:abstractNumId w:val="0"/>
   </w:num>
 </w:numbering>
 </file>
 
 <file path=word/styles.xml><?xml version="1.0" encoding="utf-8"?>
-<w:styles xmlns:mc="http://schemas.openxmlformats.org/markup-compatibility/2006" xmlns:r="http://schemas.openxmlformats.org/officeDocument/2006/relationships" xmlns:w="http://schemas.openxmlformats.org/wordprocessingml/2006/main" xmlns:w14="http://schemas.microsoft.com/office/word/2010/wordml" xmlns:w15="http://schemas.microsoft.com/office/word/2012/wordml" xmlns:w16cex="http://schemas.microsoft.com/office/word/2018/wordml/cex" xmlns:w16cid="http://schemas.microsoft.com/office/word/2016/wordml/cid" xmlns:w16="http://schemas.microsoft.com/office/word/2018/wordml" xmlns:w16du="http://schemas.microsoft.com/office/word/2023/wordml/word16du" xmlns:w16sdtdh="http://schemas.microsoft.com/office/word/2020/wordml/sdtdatahash" xmlns:w16sdtfl="http://schemas.microsoft.com/office/word/2024/wordml/sdtformatlock" xmlns:w16se="http://schemas.microsoft.com/office/word/2015/wordml/symex" mc:Ignorable="w14 w15 w16se w16cid w16 w16cex w16sdtdh w16sdtfl w16du">
+<w:styles xmlns:mc="http://schemas.openxmlformats.org/markup-compatibility/2006" xmlns:r="http://schemas.openxmlformats.org/officeDocument/2006/relationships" xmlns:w="http://schemas.openxmlformats.org/wordprocessingml/2006/main" xmlns:w14="http://schemas.microsoft.com/office/word/2010/wordml" xmlns:w15="http://schemas.microsoft.com/office/word/2012/wordml" xmlns:w16se="http://schemas.microsoft.com/office/word/2015/wordml/symex" mc:Ignorable="w14 w15 w16se">
   <w:docDefaults>
     <w:rPrDefault>
       <w:rPr>
@@ -8142,7 +8437,7 @@
       </w:pPr>
     </w:pPrDefault>
   </w:docDefaults>
-  <w:latentStyles w:defLockedState="0" w:defUIPriority="99" w:defSemiHidden="0" w:defUnhideWhenUsed="0" w:defQFormat="0" w:count="376">
+  <w:latentStyles w:defLockedState="0" w:defUIPriority="99" w:defSemiHidden="0" w:defUnhideWhenUsed="0" w:defQFormat="0" w:count="371">
     <w:lsdException w:name="Normal" w:uiPriority="0" w:qFormat="1"/>
     <w:lsdException w:name="heading 1" w:uiPriority="9" w:qFormat="1"/>
     <w:lsdException w:name="heading 2" w:semiHidden="1" w:uiPriority="9" w:unhideWhenUsed="1" w:qFormat="1"/>
@@ -8514,21 +8809,16 @@
     <w:lsdException w:name="List Table 5 Dark Accent 6" w:uiPriority="50"/>
     <w:lsdException w:name="List Table 6 Colorful Accent 6" w:uiPriority="51"/>
     <w:lsdException w:name="List Table 7 Colorful Accent 6" w:uiPriority="52"/>
-    <w:lsdException w:name="Mention" w:semiHidden="1" w:unhideWhenUsed="1"/>
-    <w:lsdException w:name="Smart Hyperlink" w:semiHidden="1" w:unhideWhenUsed="1"/>
-    <w:lsdException w:name="Hashtag" w:semiHidden="1" w:unhideWhenUsed="1"/>
-    <w:lsdException w:name="Unresolved Mention" w:semiHidden="1" w:unhideWhenUsed="1"/>
-    <w:lsdException w:name="Smart Link" w:semiHidden="1" w:unhideWhenUsed="1"/>
   </w:latentStyles>
   <w:style w:type="paragraph" w:default="1" w:styleId="Normal">
     <w:name w:val="Normal"/>
     <w:qFormat/>
   </w:style>
-  <w:style w:type="paragraph" w:styleId="Judul1">
+  <w:style w:type="paragraph" w:styleId="Heading1">
     <w:name w:val="heading 1"/>
     <w:basedOn w:val="Normal"/>
     <w:next w:val="Normal"/>
-    <w:link w:val="Judul1KAR"/>
+    <w:link w:val="Heading1Char"/>
     <w:uiPriority w:val="9"/>
     <w:qFormat/>
     <w:rsid w:val="00B63D11"/>
@@ -8550,11 +8840,11 @@
       <w:szCs w:val="40"/>
     </w:rPr>
   </w:style>
-  <w:style w:type="paragraph" w:styleId="Judul2">
+  <w:style w:type="paragraph" w:styleId="Heading2">
     <w:name w:val="heading 2"/>
     <w:basedOn w:val="Normal"/>
     <w:next w:val="Normal"/>
-    <w:link w:val="Judul2KAR"/>
+    <w:link w:val="Heading2Char"/>
     <w:uiPriority w:val="9"/>
     <w:unhideWhenUsed/>
     <w:qFormat/>
@@ -8577,11 +8867,11 @@
       <w:szCs w:val="32"/>
     </w:rPr>
   </w:style>
-  <w:style w:type="paragraph" w:styleId="Judul3">
+  <w:style w:type="paragraph" w:styleId="Heading3">
     <w:name w:val="heading 3"/>
     <w:basedOn w:val="Normal"/>
     <w:next w:val="Normal"/>
-    <w:link w:val="Judul3KAR"/>
+    <w:link w:val="Heading3Char"/>
     <w:uiPriority w:val="9"/>
     <w:unhideWhenUsed/>
     <w:qFormat/>
@@ -8603,11 +8893,11 @@
       <w:szCs w:val="28"/>
     </w:rPr>
   </w:style>
-  <w:style w:type="paragraph" w:styleId="Judul4">
+  <w:style w:type="paragraph" w:styleId="Heading4">
     <w:name w:val="heading 4"/>
     <w:basedOn w:val="Normal"/>
     <w:next w:val="Normal"/>
-    <w:link w:val="Judul4KAR"/>
+    <w:link w:val="Heading4Char"/>
     <w:uiPriority w:val="9"/>
     <w:semiHidden/>
     <w:unhideWhenUsed/>
@@ -8630,11 +8920,11 @@
       <w:color w:val="2F5496" w:themeColor="accent1" w:themeShade="BF"/>
     </w:rPr>
   </w:style>
-  <w:style w:type="paragraph" w:styleId="Judul5">
+  <w:style w:type="paragraph" w:styleId="Heading5">
     <w:name w:val="heading 5"/>
     <w:basedOn w:val="Normal"/>
     <w:next w:val="Normal"/>
-    <w:link w:val="Judul5KAR"/>
+    <w:link w:val="Heading5Char"/>
     <w:uiPriority w:val="9"/>
     <w:semiHidden/>
     <w:unhideWhenUsed/>
@@ -8655,11 +8945,11 @@
       <w:color w:val="2F5496" w:themeColor="accent1" w:themeShade="BF"/>
     </w:rPr>
   </w:style>
-  <w:style w:type="paragraph" w:styleId="Judul6">
+  <w:style w:type="paragraph" w:styleId="Heading6">
     <w:name w:val="heading 6"/>
     <w:basedOn w:val="Normal"/>
     <w:next w:val="Normal"/>
-    <w:link w:val="Judul6KAR"/>
+    <w:link w:val="Heading6Char"/>
     <w:uiPriority w:val="9"/>
     <w:semiHidden/>
     <w:unhideWhenUsed/>
@@ -8682,11 +8972,11 @@
       <w:color w:val="595959" w:themeColor="text1" w:themeTint="A6"/>
     </w:rPr>
   </w:style>
-  <w:style w:type="paragraph" w:styleId="Judul7">
+  <w:style w:type="paragraph" w:styleId="Heading7">
     <w:name w:val="heading 7"/>
     <w:basedOn w:val="Normal"/>
     <w:next w:val="Normal"/>
-    <w:link w:val="Judul7KAR"/>
+    <w:link w:val="Heading7Char"/>
     <w:uiPriority w:val="9"/>
     <w:semiHidden/>
     <w:unhideWhenUsed/>
@@ -8707,11 +8997,11 @@
       <w:color w:val="595959" w:themeColor="text1" w:themeTint="A6"/>
     </w:rPr>
   </w:style>
-  <w:style w:type="paragraph" w:styleId="Judul8">
+  <w:style w:type="paragraph" w:styleId="Heading8">
     <w:name w:val="heading 8"/>
     <w:basedOn w:val="Normal"/>
     <w:next w:val="Normal"/>
-    <w:link w:val="Judul8KAR"/>
+    <w:link w:val="Heading8Char"/>
     <w:uiPriority w:val="9"/>
     <w:semiHidden/>
     <w:unhideWhenUsed/>
@@ -8734,11 +9024,11 @@
       <w:color w:val="272727" w:themeColor="text1" w:themeTint="D8"/>
     </w:rPr>
   </w:style>
-  <w:style w:type="paragraph" w:styleId="Judul9">
+  <w:style w:type="paragraph" w:styleId="Heading9">
     <w:name w:val="heading 9"/>
     <w:basedOn w:val="Normal"/>
     <w:next w:val="Normal"/>
-    <w:link w:val="Judul9KAR"/>
+    <w:link w:val="Heading9Char"/>
     <w:uiPriority w:val="9"/>
     <w:semiHidden/>
     <w:unhideWhenUsed/>
@@ -8759,12 +9049,13 @@
       <w:color w:val="272727" w:themeColor="text1" w:themeTint="D8"/>
     </w:rPr>
   </w:style>
-  <w:style w:type="character" w:default="1" w:styleId="FontParagrafDefault">
+  <w:style w:type="character" w:default="1" w:styleId="DefaultParagraphFont">
     <w:name w:val="Default Paragraph Font"/>
     <w:uiPriority w:val="1"/>
+    <w:semiHidden/>
     <w:unhideWhenUsed/>
   </w:style>
-  <w:style w:type="table" w:default="1" w:styleId="TabelNormal">
+  <w:style w:type="table" w:default="1" w:styleId="TableNormal">
     <w:name w:val="Normal Table"/>
     <w:uiPriority w:val="99"/>
     <w:semiHidden/>
@@ -8779,16 +9070,16 @@
       </w:tblCellMar>
     </w:tblPr>
   </w:style>
-  <w:style w:type="numbering" w:default="1" w:styleId="TidakAdaDaftar">
+  <w:style w:type="numbering" w:default="1" w:styleId="NoList">
     <w:name w:val="No List"/>
     <w:uiPriority w:val="99"/>
     <w:semiHidden/>
     <w:unhideWhenUsed/>
   </w:style>
-  <w:style w:type="character" w:customStyle="1" w:styleId="Judul1KAR">
-    <w:name w:val="Judul 1 KAR"/>
-    <w:basedOn w:val="FontParagrafDefault"/>
-    <w:link w:val="Judul1"/>
+  <w:style w:type="character" w:customStyle="1" w:styleId="Heading1Char">
+    <w:name w:val="Heading 1 Char"/>
+    <w:basedOn w:val="DefaultParagraphFont"/>
+    <w:link w:val="Heading1"/>
     <w:uiPriority w:val="9"/>
     <w:rsid w:val="00B63D11"/>
     <w:rPr>
@@ -8799,10 +9090,10 @@
       <w:szCs w:val="40"/>
     </w:rPr>
   </w:style>
-  <w:style w:type="character" w:customStyle="1" w:styleId="Judul2KAR">
-    <w:name w:val="Judul 2 KAR"/>
-    <w:basedOn w:val="FontParagrafDefault"/>
-    <w:link w:val="Judul2"/>
+  <w:style w:type="character" w:customStyle="1" w:styleId="Heading2Char">
+    <w:name w:val="Heading 2 Char"/>
+    <w:basedOn w:val="DefaultParagraphFont"/>
+    <w:link w:val="Heading2"/>
     <w:uiPriority w:val="9"/>
     <w:rsid w:val="00B63D11"/>
     <w:rPr>
@@ -8812,10 +9103,10 @@
       <w:szCs w:val="32"/>
     </w:rPr>
   </w:style>
-  <w:style w:type="character" w:customStyle="1" w:styleId="Judul3KAR">
-    <w:name w:val="Judul 3 KAR"/>
-    <w:basedOn w:val="FontParagrafDefault"/>
-    <w:link w:val="Judul3"/>
+  <w:style w:type="character" w:customStyle="1" w:styleId="Heading3Char">
+    <w:name w:val="Heading 3 Char"/>
+    <w:basedOn w:val="DefaultParagraphFont"/>
+    <w:link w:val="Heading3"/>
     <w:uiPriority w:val="9"/>
     <w:rsid w:val="004E6B4B"/>
     <w:rPr>
@@ -8825,10 +9116,10 @@
       <w:szCs w:val="28"/>
     </w:rPr>
   </w:style>
-  <w:style w:type="character" w:customStyle="1" w:styleId="Judul4KAR">
-    <w:name w:val="Judul 4 KAR"/>
-    <w:basedOn w:val="FontParagrafDefault"/>
-    <w:link w:val="Judul4"/>
+  <w:style w:type="character" w:customStyle="1" w:styleId="Heading4Char">
+    <w:name w:val="Heading 4 Char"/>
+    <w:basedOn w:val="DefaultParagraphFont"/>
+    <w:link w:val="Heading4"/>
     <w:uiPriority w:val="9"/>
     <w:semiHidden/>
     <w:rsid w:val="00740804"/>
@@ -8839,10 +9130,10 @@
       <w:color w:val="2F5496" w:themeColor="accent1" w:themeShade="BF"/>
     </w:rPr>
   </w:style>
-  <w:style w:type="character" w:customStyle="1" w:styleId="Judul5KAR">
-    <w:name w:val="Judul 5 KAR"/>
-    <w:basedOn w:val="FontParagrafDefault"/>
-    <w:link w:val="Judul5"/>
+  <w:style w:type="character" w:customStyle="1" w:styleId="Heading5Char">
+    <w:name w:val="Heading 5 Char"/>
+    <w:basedOn w:val="DefaultParagraphFont"/>
+    <w:link w:val="Heading5"/>
     <w:uiPriority w:val="9"/>
     <w:semiHidden/>
     <w:rsid w:val="00740804"/>
@@ -8851,10 +9142,10 @@
       <w:color w:val="2F5496" w:themeColor="accent1" w:themeShade="BF"/>
     </w:rPr>
   </w:style>
-  <w:style w:type="character" w:customStyle="1" w:styleId="Judul6KAR">
-    <w:name w:val="Judul 6 KAR"/>
-    <w:basedOn w:val="FontParagrafDefault"/>
-    <w:link w:val="Judul6"/>
+  <w:style w:type="character" w:customStyle="1" w:styleId="Heading6Char">
+    <w:name w:val="Heading 6 Char"/>
+    <w:basedOn w:val="DefaultParagraphFont"/>
+    <w:link w:val="Heading6"/>
     <w:uiPriority w:val="9"/>
     <w:semiHidden/>
     <w:rsid w:val="00740804"/>
@@ -8865,10 +9156,10 @@
       <w:color w:val="595959" w:themeColor="text1" w:themeTint="A6"/>
     </w:rPr>
   </w:style>
-  <w:style w:type="character" w:customStyle="1" w:styleId="Judul7KAR">
-    <w:name w:val="Judul 7 KAR"/>
-    <w:basedOn w:val="FontParagrafDefault"/>
-    <w:link w:val="Judul7"/>
+  <w:style w:type="character" w:customStyle="1" w:styleId="Heading7Char">
+    <w:name w:val="Heading 7 Char"/>
+    <w:basedOn w:val="DefaultParagraphFont"/>
+    <w:link w:val="Heading7"/>
     <w:uiPriority w:val="9"/>
     <w:semiHidden/>
     <w:rsid w:val="00740804"/>
@@ -8877,10 +9168,10 @@
       <w:color w:val="595959" w:themeColor="text1" w:themeTint="A6"/>
     </w:rPr>
   </w:style>
-  <w:style w:type="character" w:customStyle="1" w:styleId="Judul8KAR">
-    <w:name w:val="Judul 8 KAR"/>
-    <w:basedOn w:val="FontParagrafDefault"/>
-    <w:link w:val="Judul8"/>
+  <w:style w:type="character" w:customStyle="1" w:styleId="Heading8Char">
+    <w:name w:val="Heading 8 Char"/>
+    <w:basedOn w:val="DefaultParagraphFont"/>
+    <w:link w:val="Heading8"/>
     <w:uiPriority w:val="9"/>
     <w:semiHidden/>
     <w:rsid w:val="00740804"/>
@@ -8891,10 +9182,10 @@
       <w:color w:val="272727" w:themeColor="text1" w:themeTint="D8"/>
     </w:rPr>
   </w:style>
-  <w:style w:type="character" w:customStyle="1" w:styleId="Judul9KAR">
-    <w:name w:val="Judul 9 KAR"/>
-    <w:basedOn w:val="FontParagrafDefault"/>
-    <w:link w:val="Judul9"/>
+  <w:style w:type="character" w:customStyle="1" w:styleId="Heading9Char">
+    <w:name w:val="Heading 9 Char"/>
+    <w:basedOn w:val="DefaultParagraphFont"/>
+    <w:link w:val="Heading9"/>
     <w:uiPriority w:val="9"/>
     <w:semiHidden/>
     <w:rsid w:val="00740804"/>
@@ -8903,11 +9194,11 @@
       <w:color w:val="272727" w:themeColor="text1" w:themeTint="D8"/>
     </w:rPr>
   </w:style>
-  <w:style w:type="paragraph" w:styleId="Judul">
+  <w:style w:type="paragraph" w:styleId="Title">
     <w:name w:val="Title"/>
     <w:basedOn w:val="Normal"/>
     <w:next w:val="Normal"/>
-    <w:link w:val="JudulKAR"/>
+    <w:link w:val="TitleChar"/>
     <w:uiPriority w:val="10"/>
     <w:qFormat/>
     <w:rsid w:val="00740804"/>
@@ -8923,10 +9214,10 @@
       <w:szCs w:val="56"/>
     </w:rPr>
   </w:style>
-  <w:style w:type="character" w:customStyle="1" w:styleId="JudulKAR">
-    <w:name w:val="Judul KAR"/>
-    <w:basedOn w:val="FontParagrafDefault"/>
-    <w:link w:val="Judul"/>
+  <w:style w:type="character" w:customStyle="1" w:styleId="TitleChar">
+    <w:name w:val="Title Char"/>
+    <w:basedOn w:val="DefaultParagraphFont"/>
+    <w:link w:val="Title"/>
     <w:uiPriority w:val="10"/>
     <w:rsid w:val="00740804"/>
     <w:rPr>
@@ -8937,11 +9228,11 @@
       <w:szCs w:val="56"/>
     </w:rPr>
   </w:style>
-  <w:style w:type="paragraph" w:styleId="Subjudul">
+  <w:style w:type="paragraph" w:styleId="Subtitle">
     <w:name w:val="Subtitle"/>
     <w:basedOn w:val="Normal"/>
     <w:next w:val="Normal"/>
-    <w:link w:val="SubjudulKAR"/>
+    <w:link w:val="SubtitleChar"/>
     <w:uiPriority w:val="11"/>
     <w:qFormat/>
     <w:rsid w:val="00740804"/>
@@ -8958,10 +9249,10 @@
       <w:szCs w:val="28"/>
     </w:rPr>
   </w:style>
-  <w:style w:type="character" w:customStyle="1" w:styleId="SubjudulKAR">
-    <w:name w:val="Subjudul KAR"/>
-    <w:basedOn w:val="FontParagrafDefault"/>
-    <w:link w:val="Subjudul"/>
+  <w:style w:type="character" w:customStyle="1" w:styleId="SubtitleChar">
+    <w:name w:val="Subtitle Char"/>
+    <w:basedOn w:val="DefaultParagraphFont"/>
+    <w:link w:val="Subtitle"/>
     <w:uiPriority w:val="11"/>
     <w:rsid w:val="00740804"/>
     <w:rPr>
@@ -8972,11 +9263,11 @@
       <w:szCs w:val="28"/>
     </w:rPr>
   </w:style>
-  <w:style w:type="paragraph" w:styleId="Kutipan">
+  <w:style w:type="paragraph" w:styleId="Quote">
     <w:name w:val="Quote"/>
     <w:basedOn w:val="Normal"/>
     <w:next w:val="Normal"/>
-    <w:link w:val="KutipanKAR"/>
+    <w:link w:val="QuoteChar"/>
     <w:uiPriority w:val="29"/>
     <w:qFormat/>
     <w:rsid w:val="00740804"/>
@@ -8990,10 +9281,10 @@
       <w:color w:val="404040" w:themeColor="text1" w:themeTint="BF"/>
     </w:rPr>
   </w:style>
-  <w:style w:type="character" w:customStyle="1" w:styleId="KutipanKAR">
-    <w:name w:val="Kutipan KAR"/>
-    <w:basedOn w:val="FontParagrafDefault"/>
-    <w:link w:val="Kutipan"/>
+  <w:style w:type="character" w:customStyle="1" w:styleId="QuoteChar">
+    <w:name w:val="Quote Char"/>
+    <w:basedOn w:val="DefaultParagraphFont"/>
+    <w:link w:val="Quote"/>
     <w:uiPriority w:val="29"/>
     <w:rsid w:val="00740804"/>
     <w:rPr>
@@ -9002,7 +9293,7 @@
       <w:color w:val="404040" w:themeColor="text1" w:themeTint="BF"/>
     </w:rPr>
   </w:style>
-  <w:style w:type="paragraph" w:styleId="DaftarParagraf">
+  <w:style w:type="paragraph" w:styleId="ListParagraph">
     <w:name w:val="List Paragraph"/>
     <w:basedOn w:val="Normal"/>
     <w:uiPriority w:val="34"/>
@@ -9013,9 +9304,9 @@
       <w:contextualSpacing/>
     </w:pPr>
   </w:style>
-  <w:style w:type="character" w:styleId="PenekananKeras">
+  <w:style w:type="character" w:styleId="IntenseEmphasis">
     <w:name w:val="Intense Emphasis"/>
-    <w:basedOn w:val="FontParagrafDefault"/>
+    <w:basedOn w:val="DefaultParagraphFont"/>
     <w:uiPriority w:val="21"/>
     <w:qFormat/>
     <w:rsid w:val="00740804"/>
@@ -9025,11 +9316,11 @@
       <w:color w:val="2F5496" w:themeColor="accent1" w:themeShade="BF"/>
     </w:rPr>
   </w:style>
-  <w:style w:type="paragraph" w:styleId="KutipanyangSering">
+  <w:style w:type="paragraph" w:styleId="IntenseQuote">
     <w:name w:val="Intense Quote"/>
     <w:basedOn w:val="Normal"/>
     <w:next w:val="Normal"/>
-    <w:link w:val="KutipanyangSeringKAR"/>
+    <w:link w:val="IntenseQuoteChar"/>
     <w:uiPriority w:val="30"/>
     <w:qFormat/>
     <w:rsid w:val="00740804"/>
@@ -9048,10 +9339,10 @@
       <w:color w:val="2F5496" w:themeColor="accent1" w:themeShade="BF"/>
     </w:rPr>
   </w:style>
-  <w:style w:type="character" w:customStyle="1" w:styleId="KutipanyangSeringKAR">
-    <w:name w:val="Kutipan yang Sering KAR"/>
-    <w:basedOn w:val="FontParagrafDefault"/>
-    <w:link w:val="KutipanyangSering"/>
+  <w:style w:type="character" w:customStyle="1" w:styleId="IntenseQuoteChar">
+    <w:name w:val="Intense Quote Char"/>
+    <w:basedOn w:val="DefaultParagraphFont"/>
+    <w:link w:val="IntenseQuote"/>
     <w:uiPriority w:val="30"/>
     <w:rsid w:val="00740804"/>
     <w:rPr>
@@ -9060,9 +9351,9 @@
       <w:color w:val="2F5496" w:themeColor="accent1" w:themeShade="BF"/>
     </w:rPr>
   </w:style>
-  <w:style w:type="character" w:styleId="ReferensiyangSering">
+  <w:style w:type="character" w:styleId="IntenseReference">
     <w:name w:val="Intense Reference"/>
-    <w:basedOn w:val="FontParagrafDefault"/>
+    <w:basedOn w:val="DefaultParagraphFont"/>
     <w:uiPriority w:val="32"/>
     <w:qFormat/>
     <w:rsid w:val="00740804"/>
@@ -9077,7 +9368,7 @@
   <w:style w:type="paragraph" w:styleId="Header">
     <w:name w:val="header"/>
     <w:basedOn w:val="Normal"/>
-    <w:link w:val="HeaderKAR"/>
+    <w:link w:val="HeaderChar"/>
     <w:uiPriority w:val="99"/>
     <w:unhideWhenUsed/>
     <w:rsid w:val="00F04A67"/>
@@ -9089,9 +9380,9 @@
       <w:spacing w:after="0" w:line="240" w:lineRule="auto"/>
     </w:pPr>
   </w:style>
-  <w:style w:type="character" w:customStyle="1" w:styleId="HeaderKAR">
-    <w:name w:val="Header KAR"/>
-    <w:basedOn w:val="FontParagrafDefault"/>
+  <w:style w:type="character" w:customStyle="1" w:styleId="HeaderChar">
+    <w:name w:val="Header Char"/>
+    <w:basedOn w:val="DefaultParagraphFont"/>
     <w:link w:val="Header"/>
     <w:uiPriority w:val="99"/>
     <w:rsid w:val="00F04A67"/>
@@ -9099,7 +9390,7 @@
   <w:style w:type="paragraph" w:styleId="Footer">
     <w:name w:val="footer"/>
     <w:basedOn w:val="Normal"/>
-    <w:link w:val="FooterKAR"/>
+    <w:link w:val="FooterChar"/>
     <w:uiPriority w:val="99"/>
     <w:unhideWhenUsed/>
     <w:rsid w:val="00F04A67"/>
@@ -9111,16 +9402,16 @@
       <w:spacing w:after="0" w:line="240" w:lineRule="auto"/>
     </w:pPr>
   </w:style>
-  <w:style w:type="character" w:customStyle="1" w:styleId="FooterKAR">
-    <w:name w:val="Footer KAR"/>
-    <w:basedOn w:val="FontParagrafDefault"/>
+  <w:style w:type="character" w:customStyle="1" w:styleId="FooterChar">
+    <w:name w:val="Footer Char"/>
+    <w:basedOn w:val="DefaultParagraphFont"/>
     <w:link w:val="Footer"/>
     <w:uiPriority w:val="99"/>
     <w:rsid w:val="00F04A67"/>
   </w:style>
-  <w:style w:type="paragraph" w:styleId="JudulTOC">
+  <w:style w:type="paragraph" w:styleId="TOCHeading">
     <w:name w:val="TOC Heading"/>
-    <w:basedOn w:val="Judul1"/>
+    <w:basedOn w:val="Heading1"/>
     <w:next w:val="Normal"/>
     <w:uiPriority w:val="39"/>
     <w:unhideWhenUsed/>
@@ -9163,7 +9454,7 @@
   </w:style>
   <w:style w:type="character" w:styleId="Hyperlink">
     <w:name w:val="Hyperlink"/>
-    <w:basedOn w:val="FontParagrafDefault"/>
+    <w:basedOn w:val="DefaultParagraphFont"/>
     <w:uiPriority w:val="99"/>
     <w:unhideWhenUsed/>
     <w:rsid w:val="00F4374C"/>
@@ -9207,7 +9498,7 @@
       <w:rFonts w:ascii="Times New Roman" w:hAnsi="Times New Roman"/>
     </w:rPr>
   </w:style>
-  <w:style w:type="paragraph" w:styleId="Keterangan">
+  <w:style w:type="paragraph" w:styleId="Caption">
     <w:name w:val="caption"/>
     <w:basedOn w:val="Normal"/>
     <w:next w:val="Normal"/>
@@ -9226,7 +9517,7 @@
       <w:szCs w:val="18"/>
     </w:rPr>
   </w:style>
-  <w:style w:type="paragraph" w:styleId="TabelGambar">
+  <w:style w:type="paragraph" w:styleId="TableofFigures">
     <w:name w:val="table of figures"/>
     <w:basedOn w:val="Normal"/>
     <w:next w:val="Normal"/>
@@ -9254,7 +9545,7 @@
   </w:style>
   <w:style w:type="character" w:customStyle="1" w:styleId="paragrafChar">
     <w:name w:val="paragraf Char"/>
-    <w:basedOn w:val="FontParagrafDefault"/>
+    <w:basedOn w:val="DefaultParagraphFont"/>
     <w:link w:val="paragraf"/>
     <w:rsid w:val="00385C6E"/>
     <w:rPr>
@@ -9279,18 +9570,18 @@
   </w:style>
   <w:style w:type="character" w:customStyle="1" w:styleId="mw-reflink-text">
     <w:name w:val="mw-reflink-text"/>
-    <w:basedOn w:val="FontParagrafDefault"/>
+    <w:basedOn w:val="DefaultParagraphFont"/>
     <w:rsid w:val="00385C6E"/>
   </w:style>
   <w:style w:type="character" w:customStyle="1" w:styleId="cite-bracket">
     <w:name w:val="cite-bracket"/>
-    <w:basedOn w:val="FontParagrafDefault"/>
+    <w:basedOn w:val="DefaultParagraphFont"/>
     <w:rsid w:val="00385C6E"/>
   </w:style>
-  <w:style w:type="paragraph" w:styleId="TeksIsi">
+  <w:style w:type="paragraph" w:styleId="BodyText">
     <w:name w:val="Body Text"/>
     <w:basedOn w:val="Normal"/>
-    <w:link w:val="TeksIsiKAR"/>
+    <w:link w:val="BodyTextChar"/>
     <w:uiPriority w:val="1"/>
     <w:qFormat/>
     <w:rsid w:val="00F74AC3"/>
@@ -9307,10 +9598,10 @@
       <w14:ligatures w14:val="none"/>
     </w:rPr>
   </w:style>
-  <w:style w:type="character" w:customStyle="1" w:styleId="TeksIsiKAR">
-    <w:name w:val="Teks Isi KAR"/>
-    <w:basedOn w:val="FontParagrafDefault"/>
-    <w:link w:val="TeksIsi"/>
+  <w:style w:type="character" w:customStyle="1" w:styleId="BodyTextChar">
+    <w:name w:val="Body Text Char"/>
+    <w:basedOn w:val="DefaultParagraphFont"/>
+    <w:link w:val="BodyText"/>
     <w:uiPriority w:val="1"/>
     <w:rsid w:val="00F74AC3"/>
     <w:rPr>
@@ -9342,9 +9633,9 @@
       <w14:ligatures w14:val="none"/>
     </w:rPr>
   </w:style>
-  <w:style w:type="table" w:styleId="KisiTabel">
+  <w:style w:type="table" w:styleId="TableGrid">
     <w:name w:val="Table Grid"/>
-    <w:basedOn w:val="TabelNormal"/>
+    <w:basedOn w:val="TableNormal"/>
     <w:uiPriority w:val="39"/>
     <w:rsid w:val="00292FBC"/>
     <w:pPr>
@@ -9361,9 +9652,9 @@
       </w:tblBorders>
     </w:tblPr>
   </w:style>
-  <w:style w:type="character" w:styleId="Kuat">
+  <w:style w:type="character" w:styleId="Strong">
     <w:name w:val="Strong"/>
-    <w:basedOn w:val="FontParagrafDefault"/>
+    <w:basedOn w:val="DefaultParagraphFont"/>
     <w:uiPriority w:val="22"/>
     <w:qFormat/>
     <w:rsid w:val="00292FBC"/>
@@ -9675,7 +9966,7 @@
 </file>
 
 <file path=customXml/itemProps1.xml><?xml version="1.0" encoding="utf-8"?>
-<ds:datastoreItem xmlns:ds="http://schemas.openxmlformats.org/officeDocument/2006/customXml" ds:itemID="{B3D3347F-B068-4B27-98BE-D1374F287276}">
+<ds:datastoreItem xmlns:ds="http://schemas.openxmlformats.org/officeDocument/2006/customXml" ds:itemID="{06A228E4-E86B-4528-B739-B51DF388BB8F}">
   <ds:schemaRefs>
     <ds:schemaRef ds:uri="http://schemas.openxmlformats.org/officeDocument/2006/bibliography"/>
   </ds:schemaRefs>
